--- a/Fase 2/Evidencias Proyecto/Evidencias de documentacion/Caso_de_Uso_CU01_Postular_y_Activar_Negocio_GRUPO06.docx
+++ b/Fase 2/Evidencias Proyecto/Evidencias de documentacion/Caso_de_Uso_CU01_Postular_y_Activar_Negocio_GRUPO06.docx
@@ -397,7 +397,7 @@
                 <w:sz w:val="20"/>
                 <w:szCs w:val="20"/>
               </w:rPr>
-              <w:t xml:space="preserve">F01, F02, F04, F06, F07, F08, F10, F13, F14, F15 y F16</w:t>
+              <w:t xml:space="preserve">F01 a F09 (F01 a F06 de la ficha 04; F07 a F09 agregadas en Fase 2)</w:t>
             </w:r>
           </w:p>
         </w:tc>
@@ -533,7 +533,7 @@
                 <w:sz w:val="20"/>
                 <w:szCs w:val="20"/>
               </w:rPr>
-              <w:t xml:space="preserve">Parcial: 3 actividades implementadas (A14, A15, A16), 4 parciales (A02, A03, A09, A10) y 9 pendientes (A01, A04 a A08, A11 a A13).</w:t>
+              <w:t xml:space="preserve">Parcial: 2 actividades implementadas (A14, A15), 5 parciales (A02, A03, A09, A10, A16) y 9 pendientes (A01, A04 a A08, A11 a A13).</w:t>
             </w:r>
           </w:p>
         </w:tc>
@@ -650,7 +650,7 @@
           <w:sz w:val="22"/>
           <w:szCs w:val="22"/>
         </w:rPr>
-        <w:t xml:space="preserve">Hoy el sistema permite que el negocio se registre solo en /register-business y contrate un plan en /checkout. Este caso de uso define el flujo objetivo de la versión 1.0 y marca qué parte ya existe, cuál es parcial y cuál está pendiente (funcionalidades F14, F15 y F16 de la Ficha 04).</w:t>
+        <w:t xml:space="preserve">Hoy el sistema permite que el negocio se registre solo en /register-business y contrate un plan en /checkout. Este caso de uso define el flujo objetivo de la versión 1.0 y marca qué parte ya existe, cuál es parcial y cuál está pendiente (funcionalidades F07, F08 y F09 agregadas a la Ficha 04).</w:t>
       </w:r>
     </w:p>
     <w:p>
@@ -1036,6 +1036,74 @@
                 <w:szCs w:val="20"/>
               </w:rPr>
               <w:t xml:space="preserve">Mascotas / Peluquería canina / Grooming</w:t>
+            </w:r>
+          </w:p>
+        </w:tc>
+      </w:tr>
+      <w:tr>
+        <w:trPr>
+          <w:cantSplit/>
+        </w:trPr>
+        <w:tc>
+          <w:tcPr>
+            <w:tcW w:type="dxa" w:w="2600"/>
+            <w:tcBorders>
+              <w:top w:val="single" w:color="BFBFBF" w:sz="4"/>
+              <w:left w:val="single" w:color="BFBFBF" w:sz="4"/>
+              <w:bottom w:val="single" w:color="BFBFBF" w:sz="4"/>
+              <w:right w:val="single" w:color="BFBFBF" w:sz="4"/>
+            </w:tcBorders>
+            <w:shd w:fill="DCE6F1" w:color="auto" w:val="clear"/>
+            <w:tcMar>
+              <w:top w:type="dxa" w:w="60"/>
+              <w:left w:type="dxa" w:w="100"/>
+              <w:bottom w:type="dxa" w:w="60"/>
+              <w:right w:type="dxa" w:w="100"/>
+            </w:tcMar>
+          </w:tcPr>
+          <w:p>
+            <w:pPr>
+              <w:spacing w:after="40"/>
+            </w:pPr>
+            <w:r>
+              <w:rPr>
+                <w:rFonts w:ascii="Calibri" w:cs="Calibri" w:eastAsia="Calibri" w:hAnsi="Calibri"/>
+                <w:b/>
+                <w:bCs/>
+                <w:sz w:val="20"/>
+                <w:szCs w:val="20"/>
+              </w:rPr>
+              <w:t xml:space="preserve">Plan elegido</w:t>
+            </w:r>
+          </w:p>
+        </w:tc>
+        <w:tc>
+          <w:tcPr>
+            <w:tcW w:type="dxa" w:w="7372"/>
+            <w:tcBorders>
+              <w:top w:val="single" w:color="BFBFBF" w:sz="4"/>
+              <w:left w:val="single" w:color="BFBFBF" w:sz="4"/>
+              <w:bottom w:val="single" w:color="BFBFBF" w:sz="4"/>
+              <w:right w:val="single" w:color="BFBFBF" w:sz="4"/>
+            </w:tcBorders>
+            <w:tcMar>
+              <w:top w:type="dxa" w:w="60"/>
+              <w:left w:type="dxa" w:w="100"/>
+              <w:bottom w:type="dxa" w:w="60"/>
+              <w:right w:type="dxa" w:w="100"/>
+            </w:tcMar>
+          </w:tcPr>
+          <w:p>
+            <w:pPr>
+              <w:spacing w:after="40"/>
+            </w:pPr>
+            <w:r>
+              <w:rPr>
+                <w:rFonts w:ascii="Calibri" w:cs="Calibri" w:eastAsia="Calibri" w:hAnsi="Calibri"/>
+                <w:sz w:val="20"/>
+                <w:szCs w:val="20"/>
+              </w:rPr>
+              <w:t xml:space="preserve">Solitario (para profesionales independientes; en esta modalidad sin cobro)</w:t>
             </w:r>
           </w:p>
         </w:tc>
@@ -1436,7 +1504,7 @@
           <w:sz w:val="22"/>
           <w:szCs w:val="22"/>
         </w:rPr>
-        <w:t xml:space="preserve">El negocio tiene al menos un servicio y su página pública de reservas publicada.</w:t>
+        <w:t xml:space="preserve">El negocio tiene al menos un servicio, aparece en el Marketplace y tiene su página pública de reservas.</w:t>
       </w:r>
     </w:p>
     <w:p>
@@ -1674,7 +1742,7 @@
                 <w:sz w:val="20"/>
                 <w:szCs w:val="20"/>
               </w:rPr>
-              <w:t xml:space="preserve">Camila Rojas completa el formulario de postulación de «Patitas Limpias» con los datos del negocio, el rubro, el complemento que desea y el motivo, y lo envía.</w:t>
+              <w:t xml:space="preserve">Camila Rojas completa el formulario de postulación de «Patitas Limpias» con los datos del negocio, el rubro, el plan elegido (Solitario), el complemento que desea y el motivo, y lo envía.</w:t>
             </w:r>
           </w:p>
         </w:tc>
@@ -2785,7 +2853,7 @@
                 <w:sz w:val="20"/>
                 <w:szCs w:val="20"/>
               </w:rPr>
-              <w:t xml:space="preserve">Camila crea el servicio «Baño y corte» y publica su página de reservas; el negocio queda operativo.</w:t>
+              <w:t xml:space="preserve">Camila crea el servicio «Baño y corte», sube fotos de sus trabajos y publica su página; el negocio aparece en el Marketplace y recibe reservas.</w:t>
             </w:r>
           </w:p>
         </w:tc>
@@ -3267,7 +3335,7 @@
           <w:sz w:val="22"/>
           <w:szCs w:val="22"/>
         </w:rPr>
-        <w:t xml:space="preserve">R1. Los campos obligatorios son nombre del negocio, RUT, correo, rubro y motivo; el RUT debe ser chileno y válido.</w:t>
+        <w:t xml:space="preserve">R1. Los campos obligatorios son nombre del negocio, RUT, correo, rubro, plan y motivo; el RUT debe ser chileno y válido.</w:t>
       </w:r>
     </w:p>
     <w:p>
@@ -3529,7 +3597,7 @@
                 <w:sz w:val="20"/>
                 <w:szCs w:val="20"/>
               </w:rPr>
-              <w:t xml:space="preserve">Datos del negocio y de la dueña, rubro, complemento deseado, motivo, estado y fecha (pendiente de implementar, F14).</w:t>
+              <w:t xml:space="preserve">Datos del negocio y de la dueña, rubro, complemento deseado, motivo, estado y fecha (pendiente de implementar, F07).</w:t>
             </w:r>
           </w:p>
         </w:tc>
@@ -3667,7 +3735,7 @@
                 <w:sz w:val="20"/>
                 <w:szCs w:val="20"/>
               </w:rPr>
-              <w:t xml:space="preserve">Plan sin cobro asociado al negocio (pendiente de implementar, F15).</w:t>
+              <w:t xml:space="preserve">Plan sin cobro asociado al negocio (pendiente de implementar, F08).</w:t>
             </w:r>
           </w:p>
         </w:tc>
@@ -4179,7 +4247,7 @@
                 <w:sz w:val="20"/>
                 <w:szCs w:val="20"/>
               </w:rPr>
-              <w:t xml:space="preserve">F14. No existe; hoy el equivalente es /register-business.</w:t>
+              <w:t xml:space="preserve">F07. No existe; hoy el equivalente es /register-business.</w:t>
             </w:r>
           </w:p>
         </w:tc>
@@ -4677,7 +4745,7 @@
                 <w:sz w:val="20"/>
                 <w:szCs w:val="20"/>
               </w:rPr>
-              <w:t xml:space="preserve">F14. No existe tabla ni endpoint de solicitudes.</w:t>
+              <w:t xml:space="preserve">F07. No existe tabla ni endpoint de postulaciones.</w:t>
             </w:r>
           </w:p>
         </w:tc>
@@ -4843,7 +4911,7 @@
                 <w:sz w:val="20"/>
                 <w:szCs w:val="20"/>
               </w:rPr>
-              <w:t xml:space="preserve">F14 y F07. Falta la plantilla de correo.</w:t>
+              <w:t xml:space="preserve">F07. Falta la plantilla de correo.</w:t>
             </w:r>
           </w:p>
         </w:tc>
@@ -5009,7 +5077,7 @@
                 <w:sz w:val="20"/>
                 <w:szCs w:val="20"/>
               </w:rPr>
-              <w:t xml:space="preserve">F14 y F07. Falta la plantilla de correo.</w:t>
+              <w:t xml:space="preserve">F07. Falta la plantilla de correo.</w:t>
             </w:r>
           </w:p>
         </w:tc>
@@ -5175,7 +5243,7 @@
                 <w:sz w:val="20"/>
                 <w:szCs w:val="20"/>
               </w:rPr>
-              <w:t xml:space="preserve">F14 y F13. Falta la bandeja en /admin.</w:t>
+              <w:t xml:space="preserve">F07. Falta la bandeja de postulaciones en /admin.</w:t>
             </w:r>
           </w:p>
         </w:tc>
@@ -5341,7 +5409,7 @@
                 <w:sz w:val="20"/>
                 <w:szCs w:val="20"/>
               </w:rPr>
-              <w:t xml:space="preserve">F14. No existe.</w:t>
+              <w:t xml:space="preserve">F07. No existe.</w:t>
             </w:r>
           </w:p>
         </w:tc>
@@ -5507,7 +5575,7 @@
                 <w:sz w:val="20"/>
                 <w:szCs w:val="20"/>
               </w:rPr>
-              <w:t xml:space="preserve">F02 y F12. Creación implementada; falta el plan sin cobro (F15).</w:t>
+              <w:t xml:space="preserve">F02 y F08. Creación implementada; falta el plan sin cobro (F08).</w:t>
             </w:r>
           </w:p>
         </w:tc>
@@ -5673,7 +5741,7 @@
                 <w:sz w:val="20"/>
                 <w:szCs w:val="20"/>
               </w:rPr>
-              <w:t xml:space="preserve">F01 y F07. Existe verificación de correo; falta la plantilla de bienvenida.</w:t>
+              <w:t xml:space="preserve">F02. Existe verificación de correo; falta la plantilla de bienvenida.</w:t>
             </w:r>
           </w:p>
         </w:tc>
@@ -5839,7 +5907,7 @@
                 <w:sz w:val="20"/>
                 <w:szCs w:val="20"/>
               </w:rPr>
-              <w:t xml:space="preserve">F16. No existe la solicitud de complemento.</w:t>
+              <w:t xml:space="preserve">F09. No existe la solicitud de complemento.</w:t>
             </w:r>
           </w:p>
         </w:tc>
@@ -6005,7 +6073,7 @@
                 <w:sz w:val="20"/>
                 <w:szCs w:val="20"/>
               </w:rPr>
-              <w:t xml:space="preserve">F16. Depende de A11.</w:t>
+              <w:t xml:space="preserve">F09. Depende de A11.</w:t>
             </w:r>
           </w:p>
         </w:tc>
@@ -6171,7 +6239,7 @@
                 <w:sz w:val="20"/>
                 <w:szCs w:val="20"/>
               </w:rPr>
-              <w:t xml:space="preserve">F16 y F07. No existe.</w:t>
+              <w:t xml:space="preserve">F09. No existe.</w:t>
             </w:r>
           </w:p>
         </w:tc>
@@ -6337,7 +6405,7 @@
                 <w:sz w:val="20"/>
                 <w:szCs w:val="20"/>
               </w:rPr>
-              <w:t xml:space="preserve">F13 y F16. AddonService.grant; HurryFront /admin/businesses/[id]; auditoría V22.</w:t>
+              <w:t xml:space="preserve">F09. AddonService.grant; HurryFront /admin/businesses/[id]; auditoría V22.</w:t>
             </w:r>
           </w:p>
         </w:tc>
@@ -6503,7 +6571,7 @@
                 <w:sz w:val="20"/>
                 <w:szCs w:val="20"/>
               </w:rPr>
-              <w:t xml:space="preserve">F10. HurryFront lib/addons.ts (hasAddon).</w:t>
+              <w:t xml:space="preserve">F09. HurryFront lib/addons.ts (hasAddon).</w:t>
             </w:r>
           </w:p>
         </w:tc>
@@ -6604,7 +6672,7 @@
                 <w:sz w:val="20"/>
                 <w:szCs w:val="20"/>
               </w:rPr>
-              <w:t xml:space="preserve">Configura servicios (Baño y corte) y publica su página de reservas</w:t>
+              <w:t xml:space="preserve">Configura servicios y portafolio; el negocio queda en el Marketplace y recibe reservas</w:t>
             </w:r>
           </w:p>
         </w:tc>
@@ -6617,7 +6685,7 @@
               <w:bottom w:val="single" w:color="BFBFBF" w:sz="4"/>
               <w:right w:val="single" w:color="BFBFBF" w:sz="4"/>
             </w:tcBorders>
-            <w:shd w:fill="D9F2DF" w:color="auto" w:val="clear"/>
+            <w:shd w:fill="FFF1C2" w:color="auto" w:val="clear"/>
             <w:tcMar>
               <w:top w:type="dxa" w:w="60"/>
               <w:left w:type="dxa" w:w="100"/>
@@ -6637,7 +6705,7 @@
                 <w:sz w:val="20"/>
                 <w:szCs w:val="20"/>
               </w:rPr>
-              <w:t xml:space="preserve">Implementada</w:t>
+              <w:t xml:space="preserve">Parcial</w:t>
             </w:r>
           </w:p>
         </w:tc>
@@ -6669,7 +6737,7 @@
                 <w:sz w:val="20"/>
                 <w:szCs w:val="20"/>
               </w:rPr>
-              <w:t xml:space="preserve">F04, F06 y F08. /dashboard/services y /business/[slug].</w:t>
+              <w:t xml:space="preserve">F01, F03, F04, F05 y F06. Servicios y reservas (/dashboard/services, /business/[slug]) y ficha en /businesses; el portafolio con fotos está implementado y falta comprobarlo en la demo.</w:t>
             </w:r>
           </w:p>
         </w:tc>
@@ -6912,7 +6980,7 @@
           <w:sz w:val="22"/>
           <w:szCs w:val="22"/>
         </w:rPr>
-        <w:t xml:space="preserve">Crear el servicio «Baño y corte» en /dashboard/services y abrir la página pública /business/[slug] para reservar una hora (A16).</w:t>
+        <w:t xml:space="preserve">Crear el servicio «Baño y corte» en /dashboard/services y subir fotos en Mi Marketplace; abrir el negocio en /businesses (modal con reseñas y galería) y reservar una hora desde /business/[slug] (A16).</w:t>
       </w:r>
     </w:p>
     <w:p>
@@ -7101,7 +7169,7 @@
                 <w:sz w:val="20"/>
                 <w:szCs w:val="20"/>
               </w:rPr>
-              <w:t xml:space="preserve">F15 (A09)</w:t>
+              <w:t xml:space="preserve">F08 (A09)</w:t>
             </w:r>
           </w:p>
         </w:tc>
@@ -7202,7 +7270,7 @@
                 <w:sz w:val="20"/>
                 <w:szCs w:val="20"/>
               </w:rPr>
-              <w:t xml:space="preserve">F14 (A01 a A06)</w:t>
+              <w:t xml:space="preserve">F07 (A01 a A06)</w:t>
             </w:r>
           </w:p>
         </w:tc>
@@ -7303,7 +7371,7 @@
                 <w:sz w:val="20"/>
                 <w:szCs w:val="20"/>
               </w:rPr>
-              <w:t xml:space="preserve">F14 y F16 (A07, A08, A11 a A13)</w:t>
+              <w:t xml:space="preserve">F07 y F09 (A07, A08, A11 a A13)</w:t>
             </w:r>
           </w:p>
         </w:tc>

--- a/Fase 2/Evidencias Proyecto/Evidencias de documentacion/Caso_de_Uso_CU01_Postular_y_Activar_Negocio_GRUPO06.docx
+++ b/Fase 2/Evidencias Proyecto/Evidencias de documentacion/Caso_de_Uso_CU01_Postular_y_Activar_Negocio_GRUPO06.docx
@@ -43,7 +43,7 @@
           <w:sz w:val="22"/>
           <w:szCs w:val="22"/>
         </w:rPr>
-        <w:t xml:space="preserve">HurryUp · Proyecto APT · Capstone (PTY4614) · Grupo 006 · Sección 001D</w:t>
+        <w:t xml:space="preserve">HurryUp · Proyecto APT · Capstone (PTY4614) · Grupo 006 · Sección 002D</w:t>
       </w:r>
     </w:p>
     <w:tbl>

--- a/Fase 2/Evidencias Proyecto/Evidencias de documentacion/Caso_de_Uso_CU01_Postular_y_Activar_Negocio_GRUPO06.docx
+++ b/Fase 2/Evidencias Proyecto/Evidencias de documentacion/Caso_de_Uso_CU01_Postular_y_Activar_Negocio_GRUPO06.docx
@@ -261,7 +261,7 @@
                 <w:sz w:val="20"/>
                 <w:szCs w:val="20"/>
               </w:rPr>
-              <w:t xml:space="preserve">Super Admin de HurryUp; sistema HurryUp (frontend, backend y facturación)</w:t>
+              <w:t xml:space="preserve">Super Admin de HurryUp; sistema HurryUp (frontend y backend)</w:t>
             </w:r>
           </w:p>
         </w:tc>
@@ -329,7 +329,7 @@
                 <w:sz w:val="20"/>
                 <w:szCs w:val="20"/>
               </w:rPr>
-              <w:t xml:space="preserve">Acceder a HurryUp sin pagar, obtener el complemento Inventario y dejar el negocio listo para recibir reservas.</w:t>
+              <w:t xml:space="preserve">Acceder a HurryUp sin pagar, obtener el complemento Inventario y dejar el negocio listo para aparecer en el Marketplace y recibir reservas.</w:t>
             </w:r>
           </w:p>
         </w:tc>
@@ -465,7 +465,7 @@
                 <w:sz w:val="20"/>
                 <w:szCs w:val="20"/>
               </w:rPr>
-              <w:t xml:space="preserve">Versión 1.0 del documento · 22/10/2026 (semana 12)</w:t>
+              <w:t xml:space="preserve">Versión 1.1 del documento · 22/10/2026 (semana 12)</w:t>
             </w:r>
           </w:p>
         </w:tc>
@@ -533,7 +533,7 @@
                 <w:sz w:val="20"/>
                 <w:szCs w:val="20"/>
               </w:rPr>
-              <w:t xml:space="preserve">Parcial: 2 actividades implementadas (A14, A15), 5 parciales (A02, A03, A09, A10, A16) y 9 pendientes (A01, A04 a A08, A11 a A13).</w:t>
+              <w:t xml:space="preserve">Parcial: 2 actividades implementadas (A14, A15), 5 parciales (A01, A02, A03, A10, A16) y 9 pendientes (A04 a A09 y A11 a A13).</w:t>
             </w:r>
           </w:p>
         </w:tc>
@@ -636,7 +636,7 @@
           <w:sz w:val="22"/>
           <w:szCs w:val="22"/>
         </w:rPr>
-        <w:t xml:space="preserve">El caso de uso describe cómo un negocio accede a HurryUp mediante una postulación y no mediante un pago. El negocio envía su postulación por correo; el Super Admin la revisa, crea la cuenta sin cobro y, si el negocio lo solicita, activa complementos como el Inventario sin cobrarlos. Termina cuando el negocio queda operativo con sus servicios y su página de reservas publicados.</w:t>
+        <w:t xml:space="preserve">El caso de uso describe cómo un negocio accede a HurryUp mediante una postulación y no mediante un pago. El futuro negocio elige un plan, crea su cuenta e indica por qué quiere postular. En lugar de pagar con Transbank, queda a la espera de que el Super Admin acepte su postulación; al aceptarla, el postulante recibe un correo y continúa con el onboarding normal del sistema hasta entrar a su dashboard. Después puede solicitar complementos, que no se cobran: el Super Admin los activa o los regala.</w:t>
       </w:r>
     </w:p>
     <w:p>
@@ -650,7 +650,7 @@
           <w:sz w:val="22"/>
           <w:szCs w:val="22"/>
         </w:rPr>
-        <w:t xml:space="preserve">Hoy el sistema permite que el negocio se registre solo en /register-business y contrate un plan en /checkout. Este caso de uso define el flujo objetivo de la versión 1.0 y marca qué parte ya existe, cuál es parcial y cuál está pendiente (funcionalidades F07, F08 y F09 agregadas a la Ficha 04).</w:t>
+        <w:t xml:space="preserve">Hoy el sistema lleva al postulante desde la elección del plan (/prices) a la creación de la cuenta y al pago con Transbank (/checkout), y recién después al onboarding. Este caso define el flujo objetivo de la versión 1.0 y marca qué parte ya existe, cuál es parcial y cuál está pendiente (funcionalidades F07, F08 y F09 agregadas a la Ficha 04).</w:t>
       </w:r>
     </w:p>
     <w:p>
@@ -733,7 +733,7 @@
                 <w:sz w:val="20"/>
                 <w:szCs w:val="20"/>
               </w:rPr>
-              <w:t xml:space="preserve">Negocio</w:t>
+              <w:t xml:space="preserve">Postulante</w:t>
             </w:r>
           </w:p>
         </w:tc>
@@ -763,7 +763,7 @@
                 <w:sz w:val="20"/>
                 <w:szCs w:val="20"/>
               </w:rPr>
-              <w:t xml:space="preserve">Peluquería Canina «Patitas Limpias»</w:t>
+              <w:t xml:space="preserve">Camila Rojas, dueña (personaje ficticio)</w:t>
             </w:r>
           </w:p>
         </w:tc>
@@ -801,7 +801,7 @@
                 <w:sz w:val="20"/>
                 <w:szCs w:val="20"/>
               </w:rPr>
-              <w:t xml:space="preserve">Postulante</w:t>
+              <w:t xml:space="preserve">Correo (ejemplo)</w:t>
             </w:r>
           </w:p>
         </w:tc>
@@ -831,7 +831,7 @@
                 <w:sz w:val="20"/>
                 <w:szCs w:val="20"/>
               </w:rPr>
-              <w:t xml:space="preserve">Camila Rojas, dueña (personaje ficticio)</w:t>
+              <w:t xml:space="preserve">camila@patitaslimpias.example</w:t>
             </w:r>
           </w:p>
         </w:tc>
@@ -869,7 +869,7 @@
                 <w:sz w:val="20"/>
                 <w:szCs w:val="20"/>
               </w:rPr>
-              <w:t xml:space="preserve">RUT (ejemplo)</w:t>
+              <w:t xml:space="preserve">Plan elegido</w:t>
             </w:r>
           </w:p>
         </w:tc>
@@ -899,7 +899,7 @@
                 <w:sz w:val="20"/>
                 <w:szCs w:val="20"/>
               </w:rPr>
-              <w:t xml:space="preserve">12.345.678-5</w:t>
+              <w:t xml:space="preserve">Solitario (para profesionales independientes; en esta modalidad sin cobro)</w:t>
             </w:r>
           </w:p>
         </w:tc>
@@ -937,7 +937,7 @@
                 <w:sz w:val="20"/>
                 <w:szCs w:val="20"/>
               </w:rPr>
-              <w:t xml:space="preserve">Correo (ejemplo)</w:t>
+              <w:t xml:space="preserve">Motivo de la postulación</w:t>
             </w:r>
           </w:p>
         </w:tc>
@@ -967,7 +967,7 @@
                 <w:sz w:val="20"/>
                 <w:szCs w:val="20"/>
               </w:rPr>
-              <w:t xml:space="preserve">camila@patitaslimpias.example</w:t>
+              <w:t xml:space="preserve">Quiero probar HurryUp en mi peluquería canina para agendar baños y cortes.</w:t>
             </w:r>
           </w:p>
         </w:tc>
@@ -1005,7 +1005,7 @@
                 <w:sz w:val="20"/>
                 <w:szCs w:val="20"/>
               </w:rPr>
-              <w:t xml:space="preserve">Rubro</w:t>
+              <w:t xml:space="preserve">Datos del onboarding (A10)</w:t>
             </w:r>
           </w:p>
         </w:tc>
@@ -1035,7 +1035,7 @@
                 <w:sz w:val="20"/>
                 <w:szCs w:val="20"/>
               </w:rPr>
-              <w:t xml:space="preserve">Mascotas / Peluquería canina / Grooming</w:t>
+              <w:t xml:space="preserve">Negocio «Patitas Limpias», rubro Mascotas / Peluquería canina / Grooming, URL de la página de reservas y una sucursal.</w:t>
             </w:r>
           </w:p>
         </w:tc>
@@ -1073,7 +1073,7 @@
                 <w:sz w:val="20"/>
                 <w:szCs w:val="20"/>
               </w:rPr>
-              <w:t xml:space="preserve">Plan elegido</w:t>
+              <w:t xml:space="preserve">Complemento solicitado (A11)</w:t>
             </w:r>
           </w:p>
         </w:tc>
@@ -1103,7 +1103,7 @@
                 <w:sz w:val="20"/>
                 <w:szCs w:val="20"/>
               </w:rPr>
-              <w:t xml:space="preserve">Solitario (para profesionales independientes; en esta modalidad sin cobro)</w:t>
+              <w:t xml:space="preserve">Inventario (control de stock de shampoo y accesorios)</w:t>
             </w:r>
           </w:p>
         </w:tc>
@@ -1141,143 +1141,7 @@
                 <w:sz w:val="20"/>
                 <w:szCs w:val="20"/>
               </w:rPr>
-              <w:t xml:space="preserve">Complemento deseado</w:t>
-            </w:r>
-          </w:p>
-        </w:tc>
-        <w:tc>
-          <w:tcPr>
-            <w:tcW w:type="dxa" w:w="7372"/>
-            <w:tcBorders>
-              <w:top w:val="single" w:color="BFBFBF" w:sz="4"/>
-              <w:left w:val="single" w:color="BFBFBF" w:sz="4"/>
-              <w:bottom w:val="single" w:color="BFBFBF" w:sz="4"/>
-              <w:right w:val="single" w:color="BFBFBF" w:sz="4"/>
-            </w:tcBorders>
-            <w:tcMar>
-              <w:top w:type="dxa" w:w="60"/>
-              <w:left w:type="dxa" w:w="100"/>
-              <w:bottom w:type="dxa" w:w="60"/>
-              <w:right w:type="dxa" w:w="100"/>
-            </w:tcMar>
-          </w:tcPr>
-          <w:p>
-            <w:pPr>
-              <w:spacing w:after="40"/>
-            </w:pPr>
-            <w:r>
-              <w:rPr>
-                <w:rFonts w:ascii="Calibri" w:cs="Calibri" w:eastAsia="Calibri" w:hAnsi="Calibri"/>
-                <w:sz w:val="20"/>
-                <w:szCs w:val="20"/>
-              </w:rPr>
-              <w:t xml:space="preserve">Inventario (control de stock de shampoo y accesorios)</w:t>
-            </w:r>
-          </w:p>
-        </w:tc>
-      </w:tr>
-      <w:tr>
-        <w:trPr>
-          <w:cantSplit/>
-        </w:trPr>
-        <w:tc>
-          <w:tcPr>
-            <w:tcW w:type="dxa" w:w="2600"/>
-            <w:tcBorders>
-              <w:top w:val="single" w:color="BFBFBF" w:sz="4"/>
-              <w:left w:val="single" w:color="BFBFBF" w:sz="4"/>
-              <w:bottom w:val="single" w:color="BFBFBF" w:sz="4"/>
-              <w:right w:val="single" w:color="BFBFBF" w:sz="4"/>
-            </w:tcBorders>
-            <w:shd w:fill="DCE6F1" w:color="auto" w:val="clear"/>
-            <w:tcMar>
-              <w:top w:type="dxa" w:w="60"/>
-              <w:left w:type="dxa" w:w="100"/>
-              <w:bottom w:type="dxa" w:w="60"/>
-              <w:right w:type="dxa" w:w="100"/>
-            </w:tcMar>
-          </w:tcPr>
-          <w:p>
-            <w:pPr>
-              <w:spacing w:after="40"/>
-            </w:pPr>
-            <w:r>
-              <w:rPr>
-                <w:rFonts w:ascii="Calibri" w:cs="Calibri" w:eastAsia="Calibri" w:hAnsi="Calibri"/>
-                <w:b/>
-                <w:bCs/>
-                <w:sz w:val="20"/>
-                <w:szCs w:val="20"/>
-              </w:rPr>
-              <w:t xml:space="preserve">Motivo de la postulación</w:t>
-            </w:r>
-          </w:p>
-        </w:tc>
-        <w:tc>
-          <w:tcPr>
-            <w:tcW w:type="dxa" w:w="7372"/>
-            <w:tcBorders>
-              <w:top w:val="single" w:color="BFBFBF" w:sz="4"/>
-              <w:left w:val="single" w:color="BFBFBF" w:sz="4"/>
-              <w:bottom w:val="single" w:color="BFBFBF" w:sz="4"/>
-              <w:right w:val="single" w:color="BFBFBF" w:sz="4"/>
-            </w:tcBorders>
-            <w:tcMar>
-              <w:top w:type="dxa" w:w="60"/>
-              <w:left w:type="dxa" w:w="100"/>
-              <w:bottom w:type="dxa" w:w="60"/>
-              <w:right w:type="dxa" w:w="100"/>
-            </w:tcMar>
-          </w:tcPr>
-          <w:p>
-            <w:pPr>
-              <w:spacing w:after="40"/>
-            </w:pPr>
-            <w:r>
-              <w:rPr>
-                <w:rFonts w:ascii="Calibri" w:cs="Calibri" w:eastAsia="Calibri" w:hAnsi="Calibri"/>
-                <w:sz w:val="20"/>
-                <w:szCs w:val="20"/>
-              </w:rPr>
-              <w:t xml:space="preserve">Probar HurryUp para agendar baños y cortes y controlar el stock de los productos que vende.</w:t>
-            </w:r>
-          </w:p>
-        </w:tc>
-      </w:tr>
-      <w:tr>
-        <w:trPr>
-          <w:cantSplit/>
-        </w:trPr>
-        <w:tc>
-          <w:tcPr>
-            <w:tcW w:type="dxa" w:w="2600"/>
-            <w:tcBorders>
-              <w:top w:val="single" w:color="BFBFBF" w:sz="4"/>
-              <w:left w:val="single" w:color="BFBFBF" w:sz="4"/>
-              <w:bottom w:val="single" w:color="BFBFBF" w:sz="4"/>
-              <w:right w:val="single" w:color="BFBFBF" w:sz="4"/>
-            </w:tcBorders>
-            <w:shd w:fill="DCE6F1" w:color="auto" w:val="clear"/>
-            <w:tcMar>
-              <w:top w:type="dxa" w:w="60"/>
-              <w:left w:type="dxa" w:w="100"/>
-              <w:bottom w:type="dxa" w:w="60"/>
-              <w:right w:type="dxa" w:w="100"/>
-            </w:tcMar>
-          </w:tcPr>
-          <w:p>
-            <w:pPr>
-              <w:spacing w:after="40"/>
-            </w:pPr>
-            <w:r>
-              <w:rPr>
-                <w:rFonts w:ascii="Calibri" w:cs="Calibri" w:eastAsia="Calibri" w:hAnsi="Calibri"/>
-                <w:b/>
-                <w:bCs/>
-                <w:sz w:val="20"/>
-                <w:szCs w:val="20"/>
-              </w:rPr>
-              <w:t xml:space="preserve">Servicio de ejemplo</w:t>
+              <w:t xml:space="preserve">Servicio de ejemplo (A16)</w:t>
             </w:r>
           </w:p>
         </w:tc>
@@ -1380,7 +1244,7 @@
           <w:sz w:val="22"/>
           <w:szCs w:val="22"/>
         </w:rPr>
-        <w:t xml:space="preserve">Existe una cuenta Super Admin activa con acceso a /admin.</w:t>
+        <w:t xml:space="preserve">Existe una cuenta Super Admin activa con acceso a /admin y un correo de Super Admin configurado para los avisos.</w:t>
       </w:r>
     </w:p>
     <w:p>
@@ -1416,7 +1280,7 @@
           <w:sz w:val="22"/>
           <w:szCs w:val="22"/>
         </w:rPr>
-        <w:t xml:space="preserve">La postulante no tiene una cuenta ni un negocio previos con el mismo RUT o correo.</w:t>
+        <w:t xml:space="preserve">La postulante no tiene una cuenta previa con el mismo correo.</w:t>
       </w:r>
     </w:p>
     <w:p>
@@ -1450,7 +1314,7 @@
           <w:sz w:val="22"/>
           <w:szCs w:val="22"/>
         </w:rPr>
-        <w:t xml:space="preserve">Existen la cuenta de la dueña y el negocio, con rubro Peluquería canina y plan sin cobro.</w:t>
+        <w:t xml:space="preserve">La cuenta de la dueña fue aceptada por el Super Admin y su negocio quedó creado en el onboarding (rubro Peluquería canina), con plan sin cobro.</w:t>
       </w:r>
     </w:p>
     <w:p>
@@ -1742,7 +1606,7 @@
                 <w:sz w:val="20"/>
                 <w:szCs w:val="20"/>
               </w:rPr>
-              <w:t xml:space="preserve">Camila Rojas completa el formulario de postulación de «Patitas Limpias» con los datos del negocio, el rubro, el plan elegido (Solitario), el complemento que desea y el motivo, y lo envía.</w:t>
+              <w:t xml:space="preserve">Camila Rojas entra a HurryUp, elige el plan Solitario, crea su cuenta con su correo y su contraseña e indica por qué quiere postular («quiero probar HurryUp en mi peluquería canina»).</w:t>
             </w:r>
           </w:p>
         </w:tc>
@@ -1843,7 +1707,7 @@
                 <w:sz w:val="20"/>
                 <w:szCs w:val="20"/>
               </w:rPr>
-              <w:t xml:space="preserve">El sistema valida los campos obligatorios, el RUT chileno y el correo (formato y que no esté repetido).</w:t>
+              <w:t xml:space="preserve">El sistema valida el correo (formato y que no esté registrado), la contraseña, el plan y el motivo.</w:t>
             </w:r>
           </w:p>
         </w:tc>
@@ -1944,7 +1808,7 @@
                 <w:sz w:val="20"/>
                 <w:szCs w:val="20"/>
               </w:rPr>
-              <w:t xml:space="preserve">El sistema registra la solicitud en estado PENDIENTE.</w:t>
+              <w:t xml:space="preserve">En lugar de pasar al pago con Transbank, el sistema crea la cuenta en estado pendiente de aprobación y registra la postulación con el plan y el motivo.</w:t>
             </w:r>
           </w:p>
         </w:tc>
@@ -2045,7 +1909,7 @@
                 <w:sz w:val="20"/>
                 <w:szCs w:val="20"/>
               </w:rPr>
-              <w:t xml:space="preserve">En paralelo: el Super Admin recibe un aviso por correo y la postulante recibe un acuse de recepción.</w:t>
+              <w:t xml:space="preserve">En paralelo: el Super Admin recibe un correo avisando de la nueva postulación y Camila ve el mensaje «postulación enviada» y recibe un acuse por correo.</w:t>
             </w:r>
           </w:p>
         </w:tc>
@@ -2146,7 +2010,7 @@
                 <w:sz w:val="20"/>
                 <w:szCs w:val="20"/>
               </w:rPr>
-              <w:t xml:space="preserve">El Super Admin revisa la solicitud en la bandeja de postulaciones y decide aprobarla.</w:t>
+              <w:t xml:space="preserve">El Super Admin abre la lista de postulaciones de su panel, ve la postulación (correo, plan y motivo) y abre el modal.</w:t>
             </w:r>
           </w:p>
         </w:tc>
@@ -2215,7 +2079,7 @@
                 <w:sz w:val="20"/>
                 <w:szCs w:val="20"/>
               </w:rPr>
-              <w:t xml:space="preserve">A09</w:t>
+              <w:t xml:space="preserve">D2, A09</w:t>
             </w:r>
           </w:p>
         </w:tc>
@@ -2247,7 +2111,7 @@
                 <w:sz w:val="20"/>
                 <w:szCs w:val="20"/>
               </w:rPr>
-              <w:t xml:space="preserve">El sistema crea la cuenta de la dueña y el negocio (rubro Mascotas / Peluquería canina) con un plan sin cobro.</w:t>
+              <w:t xml:space="preserve">El Super Admin acepta la postulación en el mismo modal. El sistema activa la cuenta y envía a Camila el correo «Bienvenida a HurryUp: ya puedes iniciar tu onboarding».</w:t>
             </w:r>
           </w:p>
         </w:tc>
@@ -2348,7 +2212,7 @@
                 <w:sz w:val="20"/>
                 <w:szCs w:val="20"/>
               </w:rPr>
-              <w:t xml:space="preserve">El sistema envía un correo de bienvenida con el acceso al panel.</w:t>
+              <w:t xml:space="preserve">Camila inicia sesión y realiza el onboarding normal (nombre del negocio, rubro, URL de su página y sucursal) hasta entrar a su dashboard.</w:t>
             </w:r>
           </w:p>
         </w:tc>
@@ -2449,7 +2313,7 @@
                 <w:sz w:val="20"/>
                 <w:szCs w:val="20"/>
               </w:rPr>
-              <w:t xml:space="preserve">Camila ingresa al panel y solicita el complemento «Inventario» para controlar el stock de shampoo y accesorios.</w:t>
+              <w:t xml:space="preserve">Camila solicita el complemento «Inventario» para controlar el stock de shampoo y accesorios.</w:t>
             </w:r>
           </w:p>
         </w:tc>
@@ -3094,7 +2958,7 @@
                 <w:sz w:val="20"/>
                 <w:szCs w:val="20"/>
               </w:rPr>
-              <w:t xml:space="preserve">El sistema señala los errores (A03), la postulante los corrige y vuelve a enviar (A01). El flujo continúa en A02.</w:t>
+              <w:t xml:space="preserve">El sistema señala los errores y la postulante los corrige (A03) y vuelve a enviar (A01). El flujo continúa en A02.</w:t>
             </w:r>
           </w:p>
         </w:tc>
@@ -3163,7 +3027,7 @@
                 <w:sz w:val="20"/>
                 <w:szCs w:val="20"/>
               </w:rPr>
-              <w:t xml:space="preserve">D2: el Super Admin no aprueba</w:t>
+              <w:t xml:space="preserve">D2: el Super Admin no acepta</w:t>
             </w:r>
           </w:p>
         </w:tc>
@@ -3195,7 +3059,7 @@
                 <w:sz w:val="20"/>
                 <w:szCs w:val="20"/>
               </w:rPr>
-              <w:t xml:space="preserve">El Super Admin registra el rechazo con motivo y el sistema lo notifica por correo (A08). Fin del flujo: no se crea la cuenta.</w:t>
+              <w:t xml:space="preserve">El Super Admin rechaza con motivo y el sistema avisa por correo al postulante (A08). Fin del flujo: la cuenta pendiente no puede iniciar el onboarding.</w:t>
             </w:r>
           </w:p>
         </w:tc>
@@ -3335,7 +3199,7 @@
           <w:sz w:val="22"/>
           <w:szCs w:val="22"/>
         </w:rPr>
-        <w:t xml:space="preserve">R1. Los campos obligatorios son nombre del negocio, RUT, correo, rubro, plan y motivo; el RUT debe ser chileno y válido.</w:t>
+        <w:t xml:space="preserve">R1. Los campos obligatorios de la postulación son correo, contraseña, plan y motivo.</w:t>
       </w:r>
     </w:p>
     <w:p>
@@ -3371,7 +3235,7 @@
           <w:sz w:val="22"/>
           <w:szCs w:val="22"/>
         </w:rPr>
-        <w:t xml:space="preserve">R3. Toda postulación nace en estado PENDIENTE y solo el Super Admin puede aprobarla o rechazarla.</w:t>
+        <w:t xml:space="preserve">R3. Toda postulación nace en estado PENDIENTE: la cuenta existe, pero no puede iniciar el onboarding hasta que el Super Admin la acepte. Solo el Super Admin puede aceptarla o rechazarla.</w:t>
       </w:r>
     </w:p>
     <w:p>
@@ -3389,7 +3253,7 @@
           <w:sz w:val="22"/>
           <w:szCs w:val="22"/>
         </w:rPr>
-        <w:t xml:space="preserve">R4. En esta modalidad no se cobra ningún plan ni complemento: los complementos se activan como regalo, con o sin fecha de término.</w:t>
+        <w:t xml:space="preserve">R4. En esta modalidad no hay pago con Transbank ni se cobra ningún plan o complemento; los complementos se solicitan y el Super Admin los activa o los regala, con o sin fecha de término.</w:t>
       </w:r>
     </w:p>
     <w:p>
@@ -3430,6 +3294,24 @@
     </w:p>
     <w:p>
       <w:pPr>
+        <w:pStyle w:val="ListParagraph"/>
+        <w:numPr>
+          <w:ilvl w:val="0"/>
+          <w:numId w:val="2"/>
+        </w:numPr>
+        <w:spacing w:after="60"/>
+      </w:pPr>
+      <w:r>
+        <w:rPr>
+          <w:rFonts w:ascii="Calibri" w:cs="Calibri" w:eastAsia="Calibri" w:hAnsi="Calibri"/>
+          <w:sz w:val="22"/>
+          <w:szCs w:val="22"/>
+        </w:rPr>
+        <w:t xml:space="preserve">R7. Los avisos de postulación y el correo de aceptación se envían desde el correo del Super Admin de HurryUp.</w:t>
+      </w:r>
+    </w:p>
+    <w:p>
+      <w:pPr>
         <w:pStyle w:val="Heading1"/>
         <w:keepNext/>
         <w:spacing w:after="120" w:before="280"/>
@@ -3597,7 +3479,7 @@
                 <w:sz w:val="20"/>
                 <w:szCs w:val="20"/>
               </w:rPr>
-              <w:t xml:space="preserve">Datos del negocio y de la dueña, rubro, complemento deseado, motivo, estado y fecha (pendiente de implementar, F07).</w:t>
+              <w:t xml:space="preserve">Correo, plan, motivo, estado (pendiente, aceptada o rechazada) y fecha (pendiente de implementar, F07).</w:t>
             </w:r>
           </w:p>
         </w:tc>
@@ -3634,7 +3516,7 @@
                 <w:sz w:val="20"/>
                 <w:szCs w:val="20"/>
               </w:rPr>
-              <w:t xml:space="preserve">Negocio y usuario dueño</w:t>
+              <w:t xml:space="preserve">Cuenta del postulante</w:t>
             </w:r>
           </w:p>
         </w:tc>
@@ -3666,7 +3548,7 @@
                 <w:sz w:val="20"/>
                 <w:szCs w:val="20"/>
               </w:rPr>
-              <w:t xml:space="preserve">Negocio con rubro Peluquería canina y usuario con rol de dueño.</w:t>
+              <w:t xml:space="preserve">Usuario con estado pendiente y luego activo tras la aceptación (pendiente de implementar, F07).</w:t>
             </w:r>
           </w:p>
         </w:tc>
@@ -3703,6 +3585,75 @@
                 <w:sz w:val="20"/>
                 <w:szCs w:val="20"/>
               </w:rPr>
+              <w:t xml:space="preserve">Negocio</w:t>
+            </w:r>
+          </w:p>
+        </w:tc>
+        <w:tc>
+          <w:tcPr>
+            <w:tcW w:type="dxa" w:w="7372"/>
+            <w:tcBorders>
+              <w:top w:val="single" w:color="BFBFBF" w:sz="4"/>
+              <w:left w:val="single" w:color="BFBFBF" w:sz="4"/>
+              <w:bottom w:val="single" w:color="BFBFBF" w:sz="4"/>
+              <w:right w:val="single" w:color="BFBFBF" w:sz="4"/>
+            </w:tcBorders>
+            <w:tcMar>
+              <w:top w:type="dxa" w:w="60"/>
+              <w:left w:type="dxa" w:w="100"/>
+              <w:bottom w:type="dxa" w:w="60"/>
+              <w:right w:type="dxa" w:w="100"/>
+            </w:tcMar>
+          </w:tcPr>
+          <w:p>
+            <w:pPr>
+              <w:spacing w:after="40"/>
+            </w:pPr>
+            <w:r>
+              <w:rPr>
+                <w:rFonts w:ascii="Calibri" w:cs="Calibri" w:eastAsia="Calibri" w:hAnsi="Calibri"/>
+                <w:b w:val="false"/>
+                <w:bCs w:val="false"/>
+                <w:sz w:val="20"/>
+                <w:szCs w:val="20"/>
+              </w:rPr>
+              <w:t xml:space="preserve">Nombre, rubro, URL y sucursal, creados en el onboarding (A10).</w:t>
+            </w:r>
+          </w:p>
+        </w:tc>
+      </w:tr>
+      <w:tr>
+        <w:trPr>
+          <w:cantSplit/>
+        </w:trPr>
+        <w:tc>
+          <w:tcPr>
+            <w:tcW w:type="dxa" w:w="2600"/>
+            <w:tcBorders>
+              <w:top w:val="single" w:color="BFBFBF" w:sz="4"/>
+              <w:left w:val="single" w:color="BFBFBF" w:sz="4"/>
+              <w:bottom w:val="single" w:color="BFBFBF" w:sz="4"/>
+              <w:right w:val="single" w:color="BFBFBF" w:sz="4"/>
+            </w:tcBorders>
+            <w:tcMar>
+              <w:top w:type="dxa" w:w="60"/>
+              <w:left w:type="dxa" w:w="100"/>
+              <w:bottom w:type="dxa" w:w="60"/>
+              <w:right w:type="dxa" w:w="100"/>
+            </w:tcMar>
+          </w:tcPr>
+          <w:p>
+            <w:pPr>
+              <w:spacing w:after="40"/>
+            </w:pPr>
+            <w:r>
+              <w:rPr>
+                <w:rFonts w:ascii="Calibri" w:cs="Calibri" w:eastAsia="Calibri" w:hAnsi="Calibri"/>
+                <w:b w:val="false"/>
+                <w:bCs w:val="false"/>
+                <w:sz w:val="20"/>
+                <w:szCs w:val="20"/>
+              </w:rPr>
               <w:t xml:space="preserve">Suscripción sin cobro</w:t>
             </w:r>
           </w:p>
@@ -3735,7 +3686,7 @@
                 <w:sz w:val="20"/>
                 <w:szCs w:val="20"/>
               </w:rPr>
-              <w:t xml:space="preserve">Plan sin cobro asociado al negocio (pendiente de implementar, F08).</w:t>
+              <w:t xml:space="preserve">Plan elegido asociado al negocio, sin pago (pendiente de implementar, F08).</w:t>
             </w:r>
           </w:p>
         </w:tc>
@@ -4182,7 +4133,7 @@
                 <w:sz w:val="20"/>
                 <w:szCs w:val="20"/>
               </w:rPr>
-              <w:t xml:space="preserve">Completa el formulario de postulación y lo envía</w:t>
+              <w:t xml:space="preserve">Elige su plan, crea su cuenta y dice por qué quiere postular</w:t>
             </w:r>
           </w:p>
         </w:tc>
@@ -4195,7 +4146,7 @@
               <w:bottom w:val="single" w:color="BFBFBF" w:sz="4"/>
               <w:right w:val="single" w:color="BFBFBF" w:sz="4"/>
             </w:tcBorders>
-            <w:shd w:fill="EEEEEE" w:color="auto" w:val="clear"/>
+            <w:shd w:fill="FFF1C2" w:color="auto" w:val="clear"/>
             <w:tcMar>
               <w:top w:type="dxa" w:w="60"/>
               <w:left w:type="dxa" w:w="100"/>
@@ -4215,7 +4166,7 @@
                 <w:sz w:val="20"/>
                 <w:szCs w:val="20"/>
               </w:rPr>
-              <w:t xml:space="preserve">Pendiente</w:t>
+              <w:t xml:space="preserve">Parcial</w:t>
             </w:r>
           </w:p>
         </w:tc>
@@ -4247,7 +4198,7 @@
                 <w:sz w:val="20"/>
                 <w:szCs w:val="20"/>
               </w:rPr>
-              <w:t xml:space="preserve">F07. No existe; hoy el equivalente es /register-business.</w:t>
+              <w:t xml:space="preserve">F07. Hoy existen elegir el plan (/prices) y crear la cuenta; falta el campo «por qué quiere postular».</w:t>
             </w:r>
           </w:p>
         </w:tc>
@@ -4348,7 +4299,7 @@
                 <w:sz w:val="20"/>
                 <w:szCs w:val="20"/>
               </w:rPr>
-              <w:t xml:space="preserve">Valida datos obligatorios (RUT, correo, rubro)</w:t>
+              <w:t xml:space="preserve">Valida correo, contraseña, plan y motivo</w:t>
             </w:r>
           </w:p>
         </w:tc>
@@ -4413,7 +4364,7 @@
                 <w:sz w:val="20"/>
                 <w:szCs w:val="20"/>
               </w:rPr>
-              <w:t xml:space="preserve">F02. BusinessValidator, ChileanRutTest y BusinessValidatorUniquenessTest en el registro actual.</w:t>
+              <w:t xml:space="preserve">F07. Existen las validaciones de la cuenta; falta validar el motivo.</w:t>
             </w:r>
           </w:p>
         </w:tc>
@@ -4579,7 +4530,7 @@
                 <w:sz w:val="20"/>
                 <w:szCs w:val="20"/>
               </w:rPr>
-              <w:t xml:space="preserve">F02. Mensajes de validación del formulario actual.</w:t>
+              <w:t xml:space="preserve">F07. Mensajes de validación del formulario actual.</w:t>
             </w:r>
           </w:p>
         </w:tc>
@@ -4680,7 +4631,7 @@
                 <w:sz w:val="20"/>
                 <w:szCs w:val="20"/>
               </w:rPr>
-              <w:t xml:space="preserve">Registra la solicitud en estado PENDIENTE</w:t>
+              <w:t xml:space="preserve">Crea la cuenta pendiente y registra la postulación (plan y motivo), en lugar del pago con Transbank</w:t>
             </w:r>
           </w:p>
         </w:tc>
@@ -4745,7 +4696,7 @@
                 <w:sz w:val="20"/>
                 <w:szCs w:val="20"/>
               </w:rPr>
-              <w:t xml:space="preserve">F07. No existe tabla ni endpoint de postulaciones.</w:t>
+              <w:t xml:space="preserve">F07 y F08. Hoy el paso siguiente es /checkout con Transbank.</w:t>
             </w:r>
           </w:p>
         </w:tc>
@@ -4846,7 +4797,7 @@
                 <w:sz w:val="20"/>
                 <w:szCs w:val="20"/>
               </w:rPr>
-              <w:t xml:space="preserve">Recibe aviso de nueva solicitud por correo</w:t>
+              <w:t xml:space="preserve">Recibe el aviso de la nueva postulación por correo</w:t>
             </w:r>
           </w:p>
         </w:tc>
@@ -4911,7 +4862,7 @@
                 <w:sz w:val="20"/>
                 <w:szCs w:val="20"/>
               </w:rPr>
-              <w:t xml:space="preserve">F07. Falta la plantilla de correo.</w:t>
+              <w:t xml:space="preserve">F07. Falta la plantilla y el envío al correo del Super Admin.</w:t>
             </w:r>
           </w:p>
         </w:tc>
@@ -5012,7 +4963,7 @@
                 <w:sz w:val="20"/>
                 <w:szCs w:val="20"/>
               </w:rPr>
-              <w:t xml:space="preserve">Recibe acuse de recepción por correo</w:t>
+              <w:t xml:space="preserve">Ve «postulación enviada» y recibe un acuse por correo</w:t>
             </w:r>
           </w:p>
         </w:tc>
@@ -5077,7 +5028,7 @@
                 <w:sz w:val="20"/>
                 <w:szCs w:val="20"/>
               </w:rPr>
-              <w:t xml:space="preserve">F07. Falta la plantilla de correo.</w:t>
+              <w:t xml:space="preserve">F07. Falta la pantalla de confirmación y la plantilla de correo.</w:t>
             </w:r>
           </w:p>
         </w:tc>
@@ -5178,7 +5129,7 @@
                 <w:sz w:val="20"/>
                 <w:szCs w:val="20"/>
               </w:rPr>
-              <w:t xml:space="preserve">Revisa la solicitud en la bandeja de postulaciones</w:t>
+              <w:t xml:space="preserve">Revisa la postulación en el panel (correo, plan y motivo)</w:t>
             </w:r>
           </w:p>
         </w:tc>
@@ -5243,7 +5194,7 @@
                 <w:sz w:val="20"/>
                 <w:szCs w:val="20"/>
               </w:rPr>
-              <w:t xml:space="preserve">F07. Falta la bandeja de postulaciones en /admin.</w:t>
+              <w:t xml:space="preserve">F07. Falta la lista de postulaciones en /admin y su modal.</w:t>
             </w:r>
           </w:p>
         </w:tc>
@@ -5344,7 +5295,7 @@
                 <w:sz w:val="20"/>
                 <w:szCs w:val="20"/>
               </w:rPr>
-              <w:t xml:space="preserve">Registra el rechazo con motivo y notifica por correo</w:t>
+              <w:t xml:space="preserve">Rechaza con motivo y el sistema avisa al postulante por correo</w:t>
             </w:r>
           </w:p>
         </w:tc>
@@ -5510,7 +5461,7 @@
                 <w:sz w:val="20"/>
                 <w:szCs w:val="20"/>
               </w:rPr>
-              <w:t xml:space="preserve">Crea cuenta del dueño y negocio (Peluquería canina), plan sin cobro</w:t>
+              <w:t xml:space="preserve">Activa la cuenta y envía el correo «ya puedes iniciar tu onboarding»</w:t>
             </w:r>
           </w:p>
         </w:tc>
@@ -5523,7 +5474,7 @@
               <w:bottom w:val="single" w:color="BFBFBF" w:sz="4"/>
               <w:right w:val="single" w:color="BFBFBF" w:sz="4"/>
             </w:tcBorders>
-            <w:shd w:fill="FFF1C2" w:color="auto" w:val="clear"/>
+            <w:shd w:fill="EEEEEE" w:color="auto" w:val="clear"/>
             <w:tcMar>
               <w:top w:type="dxa" w:w="60"/>
               <w:left w:type="dxa" w:w="100"/>
@@ -5543,7 +5494,7 @@
                 <w:sz w:val="20"/>
                 <w:szCs w:val="20"/>
               </w:rPr>
-              <w:t xml:space="preserve">Parcial</w:t>
+              <w:t xml:space="preserve">Pendiente</w:t>
             </w:r>
           </w:p>
         </w:tc>
@@ -5575,7 +5526,7 @@
                 <w:sz w:val="20"/>
                 <w:szCs w:val="20"/>
               </w:rPr>
-              <w:t xml:space="preserve">F02 y F08. Creación implementada; falta el plan sin cobro (F08).</w:t>
+              <w:t xml:space="preserve">F07 y F08. No existe; reemplaza la confirmación del pago.</w:t>
             </w:r>
           </w:p>
         </w:tc>
@@ -5644,7 +5595,7 @@
                 <w:sz w:val="20"/>
                 <w:szCs w:val="20"/>
               </w:rPr>
-              <w:t xml:space="preserve">Sistema</w:t>
+              <w:t xml:space="preserve">Postulante</w:t>
             </w:r>
           </w:p>
         </w:tc>
@@ -5676,7 +5627,7 @@
                 <w:sz w:val="20"/>
                 <w:szCs w:val="20"/>
               </w:rPr>
-              <w:t xml:space="preserve">Envía correo de bienvenida con el acceso al panel</w:t>
+              <w:t xml:space="preserve">Inicia el onboarding normal: negocio, URL y sucursal, hasta el dashboard</w:t>
             </w:r>
           </w:p>
         </w:tc>
@@ -5741,7 +5692,7 @@
                 <w:sz w:val="20"/>
                 <w:szCs w:val="20"/>
               </w:rPr>
-              <w:t xml:space="preserve">F02. Existe verificación de correo; falta la plantilla de bienvenida.</w:t>
+              <w:t xml:space="preserve">F02. /dashboard/onboarding existe (nombre del negocio, rubro, URL y sucursal); falta condicionarlo a la aprobación.</w:t>
             </w:r>
           </w:p>
         </w:tc>
@@ -6926,7 +6877,7 @@
           <w:sz w:val="22"/>
           <w:szCs w:val="22"/>
         </w:rPr>
-        <w:t xml:space="preserve">Registrar el negocio y la dueña en /register-business, eligiendo el rubro «Peluquería canina / Grooming» (equivale a A02, A03 y A09).</w:t>
+        <w:t xml:space="preserve">Elegir un plan en /prices y crear la cuenta (A01 a A03). Hoy el sistema continúa al pago con Transbank (/checkout, con confirmación simulada en desarrollo); en el flujo objetivo ese paso se reemplaza por A04 a A09.</w:t>
       </w:r>
     </w:p>
     <w:p>
@@ -6944,7 +6895,25 @@
           <w:sz w:val="22"/>
           <w:szCs w:val="22"/>
         </w:rPr>
-        <w:t xml:space="preserve">Ingresar como Super Admin a /admin/businesses y abrir el negocio creado; en la sección Complementos regalar «Inventario» (A14). El negocio necesita una suscripción vigente.</w:t>
+        <w:t xml:space="preserve">Completar el onboarding (nombre del negocio, rubro, URL y sucursal) hasta entrar al dashboard (A10).</w:t>
+      </w:r>
+    </w:p>
+    <w:p>
+      <w:pPr>
+        <w:pStyle w:val="ListParagraph"/>
+        <w:numPr>
+          <w:ilvl w:val="0"/>
+          <w:numId w:val="3"/>
+        </w:numPr>
+        <w:spacing w:after="60"/>
+      </w:pPr>
+      <w:r>
+        <w:rPr>
+          <w:rFonts w:ascii="Calibri" w:cs="Calibri" w:eastAsia="Calibri" w:hAnsi="Calibri"/>
+          <w:sz w:val="22"/>
+          <w:szCs w:val="22"/>
+        </w:rPr>
+        <w:t xml:space="preserve">Ingresar como Super Admin a /admin/businesses, abrir el negocio creado y, en la sección Complementos, regalar «Inventario» (A14). El negocio necesita una suscripción vigente.</w:t>
       </w:r>
     </w:p>
     <w:p>
@@ -6980,7 +6949,7 @@
           <w:sz w:val="22"/>
           <w:szCs w:val="22"/>
         </w:rPr>
-        <w:t xml:space="preserve">Crear el servicio «Baño y corte» en /dashboard/services y subir fotos en Mi Marketplace; abrir el negocio en /businesses (modal con reseñas y galería) y reservar una hora desde /business/[slug] (A16).</w:t>
+        <w:t xml:space="preserve">Crear el servicio «Baño y corte» en /dashboard/services, subir fotos en Mi Marketplace, abrir el negocio en /businesses (modal con reseñas y galería) y reservar una hora desde /business/[slug] (A16).</w:t>
       </w:r>
     </w:p>
     <w:p>
@@ -7029,9 +6998,9 @@
         </w:tblBorders>
       </w:tblPr>
       <w:tblGrid>
-        <w:gridCol w:w="1500"/>
-        <w:gridCol w:w="3600"/>
-        <w:gridCol w:w="4872"/>
+        <w:gridCol w:w="1700"/>
+        <w:gridCol w:w="3500"/>
+        <w:gridCol w:w="4772"/>
       </w:tblGrid>
       <w:tr>
         <w:trPr>
@@ -7039,7 +7008,7 @@
         </w:trPr>
         <w:tc>
           <w:tcPr>
-            <w:tcW w:type="dxa" w:w="1500"/>
+            <w:tcW w:type="dxa" w:w="1700"/>
             <w:tcBorders>
               <w:top w:val="single" w:color="BFBFBF" w:sz="4"/>
               <w:left w:val="single" w:color="BFBFBF" w:sz="4"/>
@@ -7072,7 +7041,7 @@
         </w:tc>
         <w:tc>
           <w:tcPr>
-            <w:tcW w:type="dxa" w:w="3600"/>
+            <w:tcW w:type="dxa" w:w="3500"/>
             <w:tcBorders>
               <w:top w:val="single" w:color="BFBFBF" w:sz="4"/>
               <w:left w:val="single" w:color="BFBFBF" w:sz="4"/>
@@ -7105,7 +7074,7 @@
         </w:tc>
         <w:tc>
           <w:tcPr>
-            <w:tcW w:type="dxa" w:w="4872"/>
+            <w:tcW w:type="dxa" w:w="4772"/>
             <w:tcBorders>
               <w:top w:val="single" w:color="BFBFBF" w:sz="4"/>
               <w:left w:val="single" w:color="BFBFBF" w:sz="4"/>
@@ -7143,97 +7112,97 @@
         </w:trPr>
         <w:tc>
           <w:tcPr>
-            <w:tcW w:type="dxa" w:w="1500"/>
-            <w:tcBorders>
-              <w:top w:val="single" w:color="BFBFBF" w:sz="4"/>
-              <w:left w:val="single" w:color="BFBFBF" w:sz="4"/>
-              <w:bottom w:val="single" w:color="BFBFBF" w:sz="4"/>
-              <w:right w:val="single" w:color="BFBFBF" w:sz="4"/>
-            </w:tcBorders>
-            <w:tcMar>
-              <w:top w:type="dxa" w:w="60"/>
-              <w:left w:type="dxa" w:w="100"/>
-              <w:bottom w:type="dxa" w:w="60"/>
-              <w:right w:type="dxa" w:w="100"/>
-            </w:tcMar>
-          </w:tcPr>
-          <w:p>
-            <w:pPr>
-              <w:spacing w:after="40"/>
-            </w:pPr>
-            <w:r>
-              <w:rPr>
-                <w:rFonts w:ascii="Calibri" w:cs="Calibri" w:eastAsia="Calibri" w:hAnsi="Calibri"/>
-                <w:b w:val="false"/>
-                <w:bCs w:val="false"/>
-                <w:sz w:val="20"/>
-                <w:szCs w:val="20"/>
-              </w:rPr>
-              <w:t xml:space="preserve">F08 (A09)</w:t>
-            </w:r>
-          </w:p>
-        </w:tc>
-        <w:tc>
-          <w:tcPr>
-            <w:tcW w:type="dxa" w:w="3600"/>
-            <w:tcBorders>
-              <w:top w:val="single" w:color="BFBFBF" w:sz="4"/>
-              <w:left w:val="single" w:color="BFBFBF" w:sz="4"/>
-              <w:bottom w:val="single" w:color="BFBFBF" w:sz="4"/>
-              <w:right w:val="single" w:color="BFBFBF" w:sz="4"/>
-            </w:tcBorders>
-            <w:tcMar>
-              <w:top w:type="dxa" w:w="60"/>
-              <w:left w:type="dxa" w:w="100"/>
-              <w:bottom w:type="dxa" w:w="60"/>
-              <w:right w:type="dxa" w:w="100"/>
-            </w:tcMar>
-          </w:tcPr>
-          <w:p>
-            <w:pPr>
-              <w:spacing w:after="40"/>
-            </w:pPr>
-            <w:r>
-              <w:rPr>
-                <w:rFonts w:ascii="Calibri" w:cs="Calibri" w:eastAsia="Calibri" w:hAnsi="Calibri"/>
-                <w:b w:val="false"/>
-                <w:bCs w:val="false"/>
-                <w:sz w:val="20"/>
-                <w:szCs w:val="20"/>
-              </w:rPr>
-              <w:t xml:space="preserve">Plan sin cobro y omisión de /checkout.</w:t>
-            </w:r>
-          </w:p>
-        </w:tc>
-        <w:tc>
-          <w:tcPr>
-            <w:tcW w:type="dxa" w:w="4872"/>
-            <w:tcBorders>
-              <w:top w:val="single" w:color="BFBFBF" w:sz="4"/>
-              <w:left w:val="single" w:color="BFBFBF" w:sz="4"/>
-              <w:bottom w:val="single" w:color="BFBFBF" w:sz="4"/>
-              <w:right w:val="single" w:color="BFBFBF" w:sz="4"/>
-            </w:tcBorders>
-            <w:tcMar>
-              <w:top w:type="dxa" w:w="60"/>
-              <w:left w:type="dxa" w:w="100"/>
-              <w:bottom w:type="dxa" w:w="60"/>
-              <w:right w:type="dxa" w:w="100"/>
-            </w:tcMar>
-          </w:tcPr>
-          <w:p>
-            <w:pPr>
-              <w:spacing w:after="40"/>
-            </w:pPr>
-            <w:r>
-              <w:rPr>
-                <w:rFonts w:ascii="Calibri" w:cs="Calibri" w:eastAsia="Calibri" w:hAnsi="Calibri"/>
-                <w:b w:val="false"/>
-                <w:bCs w:val="false"/>
-                <w:sz w:val="20"/>
-                <w:szCs w:val="20"/>
-              </w:rPr>
-              <w:t xml:space="preserve">Se crea un negocio sin pasar por /checkout y pasa la prueba automatizada del plan sin cobro.</w:t>
+            <w:tcW w:type="dxa" w:w="1700"/>
+            <w:tcBorders>
+              <w:top w:val="single" w:color="BFBFBF" w:sz="4"/>
+              <w:left w:val="single" w:color="BFBFBF" w:sz="4"/>
+              <w:bottom w:val="single" w:color="BFBFBF" w:sz="4"/>
+              <w:right w:val="single" w:color="BFBFBF" w:sz="4"/>
+            </w:tcBorders>
+            <w:tcMar>
+              <w:top w:type="dxa" w:w="60"/>
+              <w:left w:type="dxa" w:w="100"/>
+              <w:bottom w:type="dxa" w:w="60"/>
+              <w:right w:type="dxa" w:w="100"/>
+            </w:tcMar>
+          </w:tcPr>
+          <w:p>
+            <w:pPr>
+              <w:spacing w:after="40"/>
+            </w:pPr>
+            <w:r>
+              <w:rPr>
+                <w:rFonts w:ascii="Calibri" w:cs="Calibri" w:eastAsia="Calibri" w:hAnsi="Calibri"/>
+                <w:b w:val="false"/>
+                <w:bCs w:val="false"/>
+                <w:sz w:val="20"/>
+                <w:szCs w:val="20"/>
+              </w:rPr>
+              <w:t xml:space="preserve">F07 y F08 (A01 a A06)</w:t>
+            </w:r>
+          </w:p>
+        </w:tc>
+        <w:tc>
+          <w:tcPr>
+            <w:tcW w:type="dxa" w:w="3500"/>
+            <w:tcBorders>
+              <w:top w:val="single" w:color="BFBFBF" w:sz="4"/>
+              <w:left w:val="single" w:color="BFBFBF" w:sz="4"/>
+              <w:bottom w:val="single" w:color="BFBFBF" w:sz="4"/>
+              <w:right w:val="single" w:color="BFBFBF" w:sz="4"/>
+            </w:tcBorders>
+            <w:tcMar>
+              <w:top w:type="dxa" w:w="60"/>
+              <w:left w:type="dxa" w:w="100"/>
+              <w:bottom w:type="dxa" w:w="60"/>
+              <w:right w:type="dxa" w:w="100"/>
+            </w:tcMar>
+          </w:tcPr>
+          <w:p>
+            <w:pPr>
+              <w:spacing w:after="40"/>
+            </w:pPr>
+            <w:r>
+              <w:rPr>
+                <w:rFonts w:ascii="Calibri" w:cs="Calibri" w:eastAsia="Calibri" w:hAnsi="Calibri"/>
+                <w:b w:val="false"/>
+                <w:bCs w:val="false"/>
+                <w:sz w:val="20"/>
+                <w:szCs w:val="20"/>
+              </w:rPr>
+              <w:t xml:space="preserve">Elegir plan, crear la cuenta con el motivo y reemplazar el checkout por «postulación enviada»; correos de aviso y de acuse.</w:t>
+            </w:r>
+          </w:p>
+        </w:tc>
+        <w:tc>
+          <w:tcPr>
+            <w:tcW w:type="dxa" w:w="4772"/>
+            <w:tcBorders>
+              <w:top w:val="single" w:color="BFBFBF" w:sz="4"/>
+              <w:left w:val="single" w:color="BFBFBF" w:sz="4"/>
+              <w:bottom w:val="single" w:color="BFBFBF" w:sz="4"/>
+              <w:right w:val="single" w:color="BFBFBF" w:sz="4"/>
+            </w:tcBorders>
+            <w:tcMar>
+              <w:top w:type="dxa" w:w="60"/>
+              <w:left w:type="dxa" w:w="100"/>
+              <w:bottom w:type="dxa" w:w="60"/>
+              <w:right w:type="dxa" w:w="100"/>
+            </w:tcMar>
+          </w:tcPr>
+          <w:p>
+            <w:pPr>
+              <w:spacing w:after="40"/>
+            </w:pPr>
+            <w:r>
+              <w:rPr>
+                <w:rFonts w:ascii="Calibri" w:cs="Calibri" w:eastAsia="Calibri" w:hAnsi="Calibri"/>
+                <w:b w:val="false"/>
+                <w:bCs w:val="false"/>
+                <w:sz w:val="20"/>
+                <w:szCs w:val="20"/>
+              </w:rPr>
+              <w:t xml:space="preserve">Una postulación válida deja la cuenta pendiente, muestra «postulación enviada» y llegan los dos correos; un dato inválido muestra el error.</w:t>
             </w:r>
           </w:p>
         </w:tc>
@@ -7244,97 +7213,97 @@
         </w:trPr>
         <w:tc>
           <w:tcPr>
-            <w:tcW w:type="dxa" w:w="1500"/>
-            <w:tcBorders>
-              <w:top w:val="single" w:color="BFBFBF" w:sz="4"/>
-              <w:left w:val="single" w:color="BFBFBF" w:sz="4"/>
-              <w:bottom w:val="single" w:color="BFBFBF" w:sz="4"/>
-              <w:right w:val="single" w:color="BFBFBF" w:sz="4"/>
-            </w:tcBorders>
-            <w:tcMar>
-              <w:top w:type="dxa" w:w="60"/>
-              <w:left w:type="dxa" w:w="100"/>
-              <w:bottom w:type="dxa" w:w="60"/>
-              <w:right w:type="dxa" w:w="100"/>
-            </w:tcMar>
-          </w:tcPr>
-          <w:p>
-            <w:pPr>
-              <w:spacing w:after="40"/>
-            </w:pPr>
-            <w:r>
-              <w:rPr>
-                <w:rFonts w:ascii="Calibri" w:cs="Calibri" w:eastAsia="Calibri" w:hAnsi="Calibri"/>
-                <w:b w:val="false"/>
-                <w:bCs w:val="false"/>
-                <w:sz w:val="20"/>
-                <w:szCs w:val="20"/>
-              </w:rPr>
-              <w:t xml:space="preserve">F07 (A01 a A06)</w:t>
-            </w:r>
-          </w:p>
-        </w:tc>
-        <w:tc>
-          <w:tcPr>
-            <w:tcW w:type="dxa" w:w="3600"/>
-            <w:tcBorders>
-              <w:top w:val="single" w:color="BFBFBF" w:sz="4"/>
-              <w:left w:val="single" w:color="BFBFBF" w:sz="4"/>
-              <w:bottom w:val="single" w:color="BFBFBF" w:sz="4"/>
-              <w:right w:val="single" w:color="BFBFBF" w:sz="4"/>
-            </w:tcBorders>
-            <w:tcMar>
-              <w:top w:type="dxa" w:w="60"/>
-              <w:left w:type="dxa" w:w="100"/>
-              <w:bottom w:type="dxa" w:w="60"/>
-              <w:right w:type="dxa" w:w="100"/>
-            </w:tcMar>
-          </w:tcPr>
-          <w:p>
-            <w:pPr>
-              <w:spacing w:after="40"/>
-            </w:pPr>
-            <w:r>
-              <w:rPr>
-                <w:rFonts w:ascii="Calibri" w:cs="Calibri" w:eastAsia="Calibri" w:hAnsi="Calibri"/>
-                <w:b w:val="false"/>
-                <w:bCs w:val="false"/>
-                <w:sz w:val="20"/>
-                <w:szCs w:val="20"/>
-              </w:rPr>
-              <w:t xml:space="preserve">Formulario de postulación, registro en estado PENDIENTE y correos.</w:t>
-            </w:r>
-          </w:p>
-        </w:tc>
-        <w:tc>
-          <w:tcPr>
-            <w:tcW w:type="dxa" w:w="4872"/>
-            <w:tcBorders>
-              <w:top w:val="single" w:color="BFBFBF" w:sz="4"/>
-              <w:left w:val="single" w:color="BFBFBF" w:sz="4"/>
-              <w:bottom w:val="single" w:color="BFBFBF" w:sz="4"/>
-              <w:right w:val="single" w:color="BFBFBF" w:sz="4"/>
-            </w:tcBorders>
-            <w:tcMar>
-              <w:top w:type="dxa" w:w="60"/>
-              <w:left w:type="dxa" w:w="100"/>
-              <w:bottom w:type="dxa" w:w="60"/>
-              <w:right w:type="dxa" w:w="100"/>
-            </w:tcMar>
-          </w:tcPr>
-          <w:p>
-            <w:pPr>
-              <w:spacing w:after="40"/>
-            </w:pPr>
-            <w:r>
-              <w:rPr>
-                <w:rFonts w:ascii="Calibri" w:cs="Calibri" w:eastAsia="Calibri" w:hAnsi="Calibri"/>
-                <w:b w:val="false"/>
-                <w:bCs w:val="false"/>
-                <w:sz w:val="20"/>
-                <w:szCs w:val="20"/>
-              </w:rPr>
-              <w:t xml:space="preserve">Una postulación válida queda PENDIENTE y llegan dos correos; un dato inválido muestra el error y permite corregir.</w:t>
+            <w:tcW w:type="dxa" w:w="1700"/>
+            <w:tcBorders>
+              <w:top w:val="single" w:color="BFBFBF" w:sz="4"/>
+              <w:left w:val="single" w:color="BFBFBF" w:sz="4"/>
+              <w:bottom w:val="single" w:color="BFBFBF" w:sz="4"/>
+              <w:right w:val="single" w:color="BFBFBF" w:sz="4"/>
+            </w:tcBorders>
+            <w:tcMar>
+              <w:top w:type="dxa" w:w="60"/>
+              <w:left w:type="dxa" w:w="100"/>
+              <w:bottom w:type="dxa" w:w="60"/>
+              <w:right w:type="dxa" w:w="100"/>
+            </w:tcMar>
+          </w:tcPr>
+          <w:p>
+            <w:pPr>
+              <w:spacing w:after="40"/>
+            </w:pPr>
+            <w:r>
+              <w:rPr>
+                <w:rFonts w:ascii="Calibri" w:cs="Calibri" w:eastAsia="Calibri" w:hAnsi="Calibri"/>
+                <w:b w:val="false"/>
+                <w:bCs w:val="false"/>
+                <w:sz w:val="20"/>
+                <w:szCs w:val="20"/>
+              </w:rPr>
+              <w:t xml:space="preserve">F07 (A07 a A09)</w:t>
+            </w:r>
+          </w:p>
+        </w:tc>
+        <w:tc>
+          <w:tcPr>
+            <w:tcW w:type="dxa" w:w="3500"/>
+            <w:tcBorders>
+              <w:top w:val="single" w:color="BFBFBF" w:sz="4"/>
+              <w:left w:val="single" w:color="BFBFBF" w:sz="4"/>
+              <w:bottom w:val="single" w:color="BFBFBF" w:sz="4"/>
+              <w:right w:val="single" w:color="BFBFBF" w:sz="4"/>
+            </w:tcBorders>
+            <w:tcMar>
+              <w:top w:type="dxa" w:w="60"/>
+              <w:left w:type="dxa" w:w="100"/>
+              <w:bottom w:type="dxa" w:w="60"/>
+              <w:right w:type="dxa" w:w="100"/>
+            </w:tcMar>
+          </w:tcPr>
+          <w:p>
+            <w:pPr>
+              <w:spacing w:after="40"/>
+            </w:pPr>
+            <w:r>
+              <w:rPr>
+                <w:rFonts w:ascii="Calibri" w:cs="Calibri" w:eastAsia="Calibri" w:hAnsi="Calibri"/>
+                <w:b w:val="false"/>
+                <w:bCs w:val="false"/>
+                <w:sz w:val="20"/>
+                <w:szCs w:val="20"/>
+              </w:rPr>
+              <w:t xml:space="preserve">Lista de postulaciones y modal del Super Admin para aceptar o rechazar, y correo de aceptación.</w:t>
+            </w:r>
+          </w:p>
+        </w:tc>
+        <w:tc>
+          <w:tcPr>
+            <w:tcW w:type="dxa" w:w="4772"/>
+            <w:tcBorders>
+              <w:top w:val="single" w:color="BFBFBF" w:sz="4"/>
+              <w:left w:val="single" w:color="BFBFBF" w:sz="4"/>
+              <w:bottom w:val="single" w:color="BFBFBF" w:sz="4"/>
+              <w:right w:val="single" w:color="BFBFBF" w:sz="4"/>
+            </w:tcBorders>
+            <w:tcMar>
+              <w:top w:type="dxa" w:w="60"/>
+              <w:left w:type="dxa" w:w="100"/>
+              <w:bottom w:type="dxa" w:w="60"/>
+              <w:right w:type="dxa" w:w="100"/>
+            </w:tcMar>
+          </w:tcPr>
+          <w:p>
+            <w:pPr>
+              <w:spacing w:after="40"/>
+            </w:pPr>
+            <w:r>
+              <w:rPr>
+                <w:rFonts w:ascii="Calibri" w:cs="Calibri" w:eastAsia="Calibri" w:hAnsi="Calibri"/>
+                <w:b w:val="false"/>
+                <w:bCs w:val="false"/>
+                <w:sz w:val="20"/>
+                <w:szCs w:val="20"/>
+              </w:rPr>
+              <w:t xml:space="preserve">Al aceptar, la cuenta se activa, llega el correo «ya puedes iniciar tu onboarding» y el postulante continúa el onboarding normal.</w:t>
             </w:r>
           </w:p>
         </w:tc>
@@ -7345,97 +7314,97 @@
         </w:trPr>
         <w:tc>
           <w:tcPr>
-            <w:tcW w:type="dxa" w:w="1500"/>
-            <w:tcBorders>
-              <w:top w:val="single" w:color="BFBFBF" w:sz="4"/>
-              <w:left w:val="single" w:color="BFBFBF" w:sz="4"/>
-              <w:bottom w:val="single" w:color="BFBFBF" w:sz="4"/>
-              <w:right w:val="single" w:color="BFBFBF" w:sz="4"/>
-            </w:tcBorders>
-            <w:tcMar>
-              <w:top w:type="dxa" w:w="60"/>
-              <w:left w:type="dxa" w:w="100"/>
-              <w:bottom w:type="dxa" w:w="60"/>
-              <w:right w:type="dxa" w:w="100"/>
-            </w:tcMar>
-          </w:tcPr>
-          <w:p>
-            <w:pPr>
-              <w:spacing w:after="40"/>
-            </w:pPr>
-            <w:r>
-              <w:rPr>
-                <w:rFonts w:ascii="Calibri" w:cs="Calibri" w:eastAsia="Calibri" w:hAnsi="Calibri"/>
-                <w:b w:val="false"/>
-                <w:bCs w:val="false"/>
-                <w:sz w:val="20"/>
-                <w:szCs w:val="20"/>
-              </w:rPr>
-              <w:t xml:space="preserve">F07 y F09 (A07, A08, A11 a A13)</w:t>
-            </w:r>
-          </w:p>
-        </w:tc>
-        <w:tc>
-          <w:tcPr>
-            <w:tcW w:type="dxa" w:w="3600"/>
-            <w:tcBorders>
-              <w:top w:val="single" w:color="BFBFBF" w:sz="4"/>
-              <w:left w:val="single" w:color="BFBFBF" w:sz="4"/>
-              <w:bottom w:val="single" w:color="BFBFBF" w:sz="4"/>
-              <w:right w:val="single" w:color="BFBFBF" w:sz="4"/>
-            </w:tcBorders>
-            <w:tcMar>
-              <w:top w:type="dxa" w:w="60"/>
-              <w:left w:type="dxa" w:w="100"/>
-              <w:bottom w:type="dxa" w:w="60"/>
-              <w:right w:type="dxa" w:w="100"/>
-            </w:tcMar>
-          </w:tcPr>
-          <w:p>
-            <w:pPr>
-              <w:spacing w:after="40"/>
-            </w:pPr>
-            <w:r>
-              <w:rPr>
-                <w:rFonts w:ascii="Calibri" w:cs="Calibri" w:eastAsia="Calibri" w:hAnsi="Calibri"/>
-                <w:b w:val="false"/>
-                <w:bCs w:val="false"/>
-                <w:sz w:val="20"/>
-                <w:szCs w:val="20"/>
-              </w:rPr>
-              <w:t xml:space="preserve">Bandeja de solicitudes del Super Admin y solicitud de complemento por el negocio.</w:t>
-            </w:r>
-          </w:p>
-        </w:tc>
-        <w:tc>
-          <w:tcPr>
-            <w:tcW w:type="dxa" w:w="4872"/>
-            <w:tcBorders>
-              <w:top w:val="single" w:color="BFBFBF" w:sz="4"/>
-              <w:left w:val="single" w:color="BFBFBF" w:sz="4"/>
-              <w:bottom w:val="single" w:color="BFBFBF" w:sz="4"/>
-              <w:right w:val="single" w:color="BFBFBF" w:sz="4"/>
-            </w:tcBorders>
-            <w:tcMar>
-              <w:top w:type="dxa" w:w="60"/>
-              <w:left w:type="dxa" w:w="100"/>
-              <w:bottom w:type="dxa" w:w="60"/>
-              <w:right w:type="dxa" w:w="100"/>
-            </w:tcMar>
-          </w:tcPr>
-          <w:p>
-            <w:pPr>
-              <w:spacing w:after="40"/>
-            </w:pPr>
-            <w:r>
-              <w:rPr>
-                <w:rFonts w:ascii="Calibri" w:cs="Calibri" w:eastAsia="Calibri" w:hAnsi="Calibri"/>
-                <w:b w:val="false"/>
-                <w:bCs w:val="false"/>
-                <w:sz w:val="20"/>
-                <w:szCs w:val="20"/>
-              </w:rPr>
-              <w:t xml:space="preserve">Aprobar crea cuenta y negocio; el Super Admin activa Inventario desde la solicitud y queda en auditoría.</w:t>
+            <w:tcW w:type="dxa" w:w="1700"/>
+            <w:tcBorders>
+              <w:top w:val="single" w:color="BFBFBF" w:sz="4"/>
+              <w:left w:val="single" w:color="BFBFBF" w:sz="4"/>
+              <w:bottom w:val="single" w:color="BFBFBF" w:sz="4"/>
+              <w:right w:val="single" w:color="BFBFBF" w:sz="4"/>
+            </w:tcBorders>
+            <w:tcMar>
+              <w:top w:type="dxa" w:w="60"/>
+              <w:left w:type="dxa" w:w="100"/>
+              <w:bottom w:type="dxa" w:w="60"/>
+              <w:right w:type="dxa" w:w="100"/>
+            </w:tcMar>
+          </w:tcPr>
+          <w:p>
+            <w:pPr>
+              <w:spacing w:after="40"/>
+            </w:pPr>
+            <w:r>
+              <w:rPr>
+                <w:rFonts w:ascii="Calibri" w:cs="Calibri" w:eastAsia="Calibri" w:hAnsi="Calibri"/>
+                <w:b w:val="false"/>
+                <w:bCs w:val="false"/>
+                <w:sz w:val="20"/>
+                <w:szCs w:val="20"/>
+              </w:rPr>
+              <w:t xml:space="preserve">F09 (A11 a A13)</w:t>
+            </w:r>
+          </w:p>
+        </w:tc>
+        <w:tc>
+          <w:tcPr>
+            <w:tcW w:type="dxa" w:w="3500"/>
+            <w:tcBorders>
+              <w:top w:val="single" w:color="BFBFBF" w:sz="4"/>
+              <w:left w:val="single" w:color="BFBFBF" w:sz="4"/>
+              <w:bottom w:val="single" w:color="BFBFBF" w:sz="4"/>
+              <w:right w:val="single" w:color="BFBFBF" w:sz="4"/>
+            </w:tcBorders>
+            <w:tcMar>
+              <w:top w:type="dxa" w:w="60"/>
+              <w:left w:type="dxa" w:w="100"/>
+              <w:bottom w:type="dxa" w:w="60"/>
+              <w:right w:type="dxa" w:w="100"/>
+            </w:tcMar>
+          </w:tcPr>
+          <w:p>
+            <w:pPr>
+              <w:spacing w:after="40"/>
+            </w:pPr>
+            <w:r>
+              <w:rPr>
+                <w:rFonts w:ascii="Calibri" w:cs="Calibri" w:eastAsia="Calibri" w:hAnsi="Calibri"/>
+                <w:b w:val="false"/>
+                <w:bCs w:val="false"/>
+                <w:sz w:val="20"/>
+                <w:szCs w:val="20"/>
+              </w:rPr>
+              <w:t xml:space="preserve">Solicitud de complemento por el negocio y activación o regalo por el Super Admin.</w:t>
+            </w:r>
+          </w:p>
+        </w:tc>
+        <w:tc>
+          <w:tcPr>
+            <w:tcW w:type="dxa" w:w="4772"/>
+            <w:tcBorders>
+              <w:top w:val="single" w:color="BFBFBF" w:sz="4"/>
+              <w:left w:val="single" w:color="BFBFBF" w:sz="4"/>
+              <w:bottom w:val="single" w:color="BFBFBF" w:sz="4"/>
+              <w:right w:val="single" w:color="BFBFBF" w:sz="4"/>
+            </w:tcBorders>
+            <w:tcMar>
+              <w:top w:type="dxa" w:w="60"/>
+              <w:left w:type="dxa" w:w="100"/>
+              <w:bottom w:type="dxa" w:w="60"/>
+              <w:right w:type="dxa" w:w="100"/>
+            </w:tcMar>
+          </w:tcPr>
+          <w:p>
+            <w:pPr>
+              <w:spacing w:after="40"/>
+            </w:pPr>
+            <w:r>
+              <w:rPr>
+                <w:rFonts w:ascii="Calibri" w:cs="Calibri" w:eastAsia="Calibri" w:hAnsi="Calibri"/>
+                <w:b w:val="false"/>
+                <w:bCs w:val="false"/>
+                <w:sz w:val="20"/>
+                <w:szCs w:val="20"/>
+              </w:rPr>
+              <w:t xml:space="preserve">El Super Admin activa Inventario desde la solicitud y queda en auditoría.</w:t>
             </w:r>
           </w:p>
         </w:tc>

--- a/Fase 2/Evidencias Proyecto/Evidencias de documentacion/Caso_de_Uso_CU01_Postular_y_Activar_Negocio_GRUPO06.docx
+++ b/Fase 2/Evidencias Proyecto/Evidencias de documentacion/Caso_de_Uso_CU01_Postular_y_Activar_Negocio_GRUPO06.docx
@@ -329,7 +329,7 @@
                 <w:sz w:val="20"/>
                 <w:szCs w:val="20"/>
               </w:rPr>
-              <w:t xml:space="preserve">Acceder a HurryUp sin pagar, obtener el complemento Inventario y dejar el negocio listo para aparecer en el Marketplace y recibir reservas.</w:t>
+              <w:t xml:space="preserve">Acceder a HurryUp sin pagar y dejar el negocio listo para aparecer en el Marketplace y recibir reservas.</w:t>
             </w:r>
           </w:p>
         </w:tc>
@@ -397,7 +397,7 @@
                 <w:sz w:val="20"/>
                 <w:szCs w:val="20"/>
               </w:rPr>
-              <w:t xml:space="preserve">F01 a F09 (F01 a F06 de la ficha 04; F07 a F09 agregadas en Fase 2)</w:t>
+              <w:t xml:space="preserve">F01 a F08 (F01 a F06 de la ficha 04; F07 y F08 agregadas en Fase 2)</w:t>
             </w:r>
           </w:p>
         </w:tc>
@@ -465,7 +465,7 @@
                 <w:sz w:val="20"/>
                 <w:szCs w:val="20"/>
               </w:rPr>
-              <w:t xml:space="preserve">Versión 1.1 del documento · 22/10/2026 (semana 12)</w:t>
+              <w:t xml:space="preserve">Versión 1.2 del documento · 22/10/2026 (semana 12)</w:t>
             </w:r>
           </w:p>
         </w:tc>
@@ -533,7 +533,7 @@
                 <w:sz w:val="20"/>
                 <w:szCs w:val="20"/>
               </w:rPr>
-              <w:t xml:space="preserve">Parcial: 2 actividades implementadas (A14, A15), 5 parciales (A01, A02, A03, A10, A16) y 9 pendientes (A04 a A09 y A11 a A13).</w:t>
+              <w:t xml:space="preserve">Ninguna actividad está implementada de punta a punta: 5 son parciales (A01, A02, A03, A10, A11) y 6 están pendientes (A04 a A09).</w:t>
             </w:r>
           </w:p>
         </w:tc>
@@ -636,7 +636,7 @@
           <w:sz w:val="22"/>
           <w:szCs w:val="22"/>
         </w:rPr>
-        <w:t xml:space="preserve">El caso de uso describe cómo un negocio accede a HurryUp mediante una postulación y no mediante un pago. El futuro negocio elige un plan, crea su cuenta e indica por qué quiere postular. En lugar de pagar con Transbank, queda a la espera de que el Super Admin acepte su postulación; al aceptarla, el postulante recibe un correo y continúa con el onboarding normal del sistema hasta entrar a su dashboard. Después puede solicitar complementos, que no se cobran: el Super Admin los activa o los regala.</w:t>
+        <w:t xml:space="preserve">El caso de uso describe cómo un negocio accede a HurryUp mediante una postulación y no mediante un pago. El futuro negocio elige un plan, crea su cuenta e indica por qué quiere postular. En lugar de pagar con Transbank, queda a la espera de que el Super Admin acepte su postulación; al aceptarla, el postulante recibe un correo y continúa con el onboarding normal del sistema hasta entrar a su dashboard, donde configura sus servicios y queda visible en el Marketplace.</w:t>
       </w:r>
     </w:p>
     <w:p>
@@ -650,7 +650,7 @@
           <w:sz w:val="22"/>
           <w:szCs w:val="22"/>
         </w:rPr>
-        <w:t xml:space="preserve">Hoy el sistema lleva al postulante desde la elección del plan (/prices) a la creación de la cuenta y al pago con Transbank (/checkout), y recién después al onboarding. Este caso define el flujo objetivo de la versión 1.0 y marca qué parte ya existe, cuál es parcial y cuál está pendiente (funcionalidades F07, F08 y F09 agregadas a la Ficha 04).</w:t>
+        <w:t xml:space="preserve">Hoy el sistema lleva al postulante desde la elección del plan (/prices) a la creación de la cuenta y al pago con Transbank (/checkout), y recién después al onboarding. Este caso define el flujo objetivo de la versión 1.0 y marca qué parte ya existe, cuál es parcial y cuál está pendiente (funcionalidades F07 y F08 agregadas a la Ficha 04).</w:t>
       </w:r>
     </w:p>
     <w:p>
@@ -1073,75 +1073,7 @@
                 <w:sz w:val="20"/>
                 <w:szCs w:val="20"/>
               </w:rPr>
-              <w:t xml:space="preserve">Complemento solicitado (A11)</w:t>
-            </w:r>
-          </w:p>
-        </w:tc>
-        <w:tc>
-          <w:tcPr>
-            <w:tcW w:type="dxa" w:w="7372"/>
-            <w:tcBorders>
-              <w:top w:val="single" w:color="BFBFBF" w:sz="4"/>
-              <w:left w:val="single" w:color="BFBFBF" w:sz="4"/>
-              <w:bottom w:val="single" w:color="BFBFBF" w:sz="4"/>
-              <w:right w:val="single" w:color="BFBFBF" w:sz="4"/>
-            </w:tcBorders>
-            <w:tcMar>
-              <w:top w:type="dxa" w:w="60"/>
-              <w:left w:type="dxa" w:w="100"/>
-              <w:bottom w:type="dxa" w:w="60"/>
-              <w:right w:type="dxa" w:w="100"/>
-            </w:tcMar>
-          </w:tcPr>
-          <w:p>
-            <w:pPr>
-              <w:spacing w:after="40"/>
-            </w:pPr>
-            <w:r>
-              <w:rPr>
-                <w:rFonts w:ascii="Calibri" w:cs="Calibri" w:eastAsia="Calibri" w:hAnsi="Calibri"/>
-                <w:sz w:val="20"/>
-                <w:szCs w:val="20"/>
-              </w:rPr>
-              <w:t xml:space="preserve">Inventario (control de stock de shampoo y accesorios)</w:t>
-            </w:r>
-          </w:p>
-        </w:tc>
-      </w:tr>
-      <w:tr>
-        <w:trPr>
-          <w:cantSplit/>
-        </w:trPr>
-        <w:tc>
-          <w:tcPr>
-            <w:tcW w:type="dxa" w:w="2600"/>
-            <w:tcBorders>
-              <w:top w:val="single" w:color="BFBFBF" w:sz="4"/>
-              <w:left w:val="single" w:color="BFBFBF" w:sz="4"/>
-              <w:bottom w:val="single" w:color="BFBFBF" w:sz="4"/>
-              <w:right w:val="single" w:color="BFBFBF" w:sz="4"/>
-            </w:tcBorders>
-            <w:shd w:fill="DCE6F1" w:color="auto" w:val="clear"/>
-            <w:tcMar>
-              <w:top w:type="dxa" w:w="60"/>
-              <w:left w:type="dxa" w:w="100"/>
-              <w:bottom w:type="dxa" w:w="60"/>
-              <w:right w:type="dxa" w:w="100"/>
-            </w:tcMar>
-          </w:tcPr>
-          <w:p>
-            <w:pPr>
-              <w:spacing w:after="40"/>
-            </w:pPr>
-            <w:r>
-              <w:rPr>
-                <w:rFonts w:ascii="Calibri" w:cs="Calibri" w:eastAsia="Calibri" w:hAnsi="Calibri"/>
-                <w:b/>
-                <w:bCs/>
-                <w:sz w:val="20"/>
-                <w:szCs w:val="20"/>
-              </w:rPr>
-              <w:t xml:space="preserve">Servicio de ejemplo (A16)</w:t>
+              <w:t xml:space="preserve">Servicio de ejemplo (A11)</w:t>
             </w:r>
           </w:p>
         </w:tc>
@@ -1332,24 +1264,6 @@
           <w:sz w:val="22"/>
           <w:szCs w:val="22"/>
         </w:rPr>
-        <w:t xml:space="preserve">El complemento Inventario está activo sin cobro y la acción quedó en auditoría.</w:t>
-      </w:r>
-    </w:p>
-    <w:p>
-      <w:pPr>
-        <w:pStyle w:val="ListParagraph"/>
-        <w:numPr>
-          <w:ilvl w:val="0"/>
-          <w:numId w:val="2"/>
-        </w:numPr>
-        <w:spacing w:after="60"/>
-      </w:pPr>
-      <w:r>
-        <w:rPr>
-          <w:rFonts w:ascii="Calibri" w:cs="Calibri" w:eastAsia="Calibri" w:hAnsi="Calibri"/>
-          <w:sz w:val="22"/>
-          <w:szCs w:val="22"/>
-        </w:rPr>
         <w:t xml:space="preserve">La postulante y el Super Admin recibieron sus correos.</w:t>
       </w:r>
     </w:p>
@@ -2313,410 +2227,6 @@
                 <w:sz w:val="20"/>
                 <w:szCs w:val="20"/>
               </w:rPr>
-              <w:t xml:space="preserve">Camila solicita el complemento «Inventario» para controlar el stock de shampoo y accesorios.</w:t>
-            </w:r>
-          </w:p>
-        </w:tc>
-      </w:tr>
-      <w:tr>
-        <w:trPr>
-          <w:cantSplit/>
-        </w:trPr>
-        <w:tc>
-          <w:tcPr>
-            <w:tcW w:type="dxa" w:w="700"/>
-            <w:tcBorders>
-              <w:top w:val="single" w:color="BFBFBF" w:sz="4"/>
-              <w:left w:val="single" w:color="BFBFBF" w:sz="4"/>
-              <w:bottom w:val="single" w:color="BFBFBF" w:sz="4"/>
-              <w:right w:val="single" w:color="BFBFBF" w:sz="4"/>
-            </w:tcBorders>
-            <w:tcMar>
-              <w:top w:type="dxa" w:w="60"/>
-              <w:left w:type="dxa" w:w="100"/>
-              <w:bottom w:type="dxa" w:w="60"/>
-              <w:right w:type="dxa" w:w="100"/>
-            </w:tcMar>
-          </w:tcPr>
-          <w:p>
-            <w:pPr>
-              <w:spacing w:after="40"/>
-            </w:pPr>
-            <w:r>
-              <w:rPr>
-                <w:rFonts w:ascii="Calibri" w:cs="Calibri" w:eastAsia="Calibri" w:hAnsi="Calibri"/>
-                <w:b w:val="false"/>
-                <w:bCs w:val="false"/>
-                <w:sz w:val="20"/>
-                <w:szCs w:val="20"/>
-              </w:rPr>
-              <w:t xml:space="preserve">9</w:t>
-            </w:r>
-          </w:p>
-        </w:tc>
-        <w:tc>
-          <w:tcPr>
-            <w:tcW w:type="dxa" w:w="1300"/>
-            <w:tcBorders>
-              <w:top w:val="single" w:color="BFBFBF" w:sz="4"/>
-              <w:left w:val="single" w:color="BFBFBF" w:sz="4"/>
-              <w:bottom w:val="single" w:color="BFBFBF" w:sz="4"/>
-              <w:right w:val="single" w:color="BFBFBF" w:sz="4"/>
-            </w:tcBorders>
-            <w:tcMar>
-              <w:top w:type="dxa" w:w="60"/>
-              <w:left w:type="dxa" w:w="100"/>
-              <w:bottom w:type="dxa" w:w="60"/>
-              <w:right w:type="dxa" w:w="100"/>
-            </w:tcMar>
-          </w:tcPr>
-          <w:p>
-            <w:pPr>
-              <w:spacing w:after="40"/>
-            </w:pPr>
-            <w:r>
-              <w:rPr>
-                <w:rFonts w:ascii="Calibri" w:cs="Calibri" w:eastAsia="Calibri" w:hAnsi="Calibri"/>
-                <w:b w:val="false"/>
-                <w:bCs w:val="false"/>
-                <w:sz w:val="20"/>
-                <w:szCs w:val="20"/>
-              </w:rPr>
-              <w:t xml:space="preserve">A12</w:t>
-            </w:r>
-          </w:p>
-        </w:tc>
-        <w:tc>
-          <w:tcPr>
-            <w:tcW w:type="dxa" w:w="7972"/>
-            <w:tcBorders>
-              <w:top w:val="single" w:color="BFBFBF" w:sz="4"/>
-              <w:left w:val="single" w:color="BFBFBF" w:sz="4"/>
-              <w:bottom w:val="single" w:color="BFBFBF" w:sz="4"/>
-              <w:right w:val="single" w:color="BFBFBF" w:sz="4"/>
-            </w:tcBorders>
-            <w:tcMar>
-              <w:top w:type="dxa" w:w="60"/>
-              <w:left w:type="dxa" w:w="100"/>
-              <w:bottom w:type="dxa" w:w="60"/>
-              <w:right w:type="dxa" w:w="100"/>
-            </w:tcMar>
-          </w:tcPr>
-          <w:p>
-            <w:pPr>
-              <w:spacing w:after="40"/>
-            </w:pPr>
-            <w:r>
-              <w:rPr>
-                <w:rFonts w:ascii="Calibri" w:cs="Calibri" w:eastAsia="Calibri" w:hAnsi="Calibri"/>
-                <w:b w:val="false"/>
-                <w:bCs w:val="false"/>
-                <w:sz w:val="20"/>
-                <w:szCs w:val="20"/>
-              </w:rPr>
-              <w:t xml:space="preserve">El Super Admin evalúa la solicitud del complemento y decide activarlo.</w:t>
-            </w:r>
-          </w:p>
-        </w:tc>
-      </w:tr>
-      <w:tr>
-        <w:trPr>
-          <w:cantSplit/>
-        </w:trPr>
-        <w:tc>
-          <w:tcPr>
-            <w:tcW w:type="dxa" w:w="700"/>
-            <w:tcBorders>
-              <w:top w:val="single" w:color="BFBFBF" w:sz="4"/>
-              <w:left w:val="single" w:color="BFBFBF" w:sz="4"/>
-              <w:bottom w:val="single" w:color="BFBFBF" w:sz="4"/>
-              <w:right w:val="single" w:color="BFBFBF" w:sz="4"/>
-            </w:tcBorders>
-            <w:tcMar>
-              <w:top w:type="dxa" w:w="60"/>
-              <w:left w:type="dxa" w:w="100"/>
-              <w:bottom w:type="dxa" w:w="60"/>
-              <w:right w:type="dxa" w:w="100"/>
-            </w:tcMar>
-          </w:tcPr>
-          <w:p>
-            <w:pPr>
-              <w:spacing w:after="40"/>
-            </w:pPr>
-            <w:r>
-              <w:rPr>
-                <w:rFonts w:ascii="Calibri" w:cs="Calibri" w:eastAsia="Calibri" w:hAnsi="Calibri"/>
-                <w:b w:val="false"/>
-                <w:bCs w:val="false"/>
-                <w:sz w:val="20"/>
-                <w:szCs w:val="20"/>
-              </w:rPr>
-              <w:t xml:space="preserve">10</w:t>
-            </w:r>
-          </w:p>
-        </w:tc>
-        <w:tc>
-          <w:tcPr>
-            <w:tcW w:type="dxa" w:w="1300"/>
-            <w:tcBorders>
-              <w:top w:val="single" w:color="BFBFBF" w:sz="4"/>
-              <w:left w:val="single" w:color="BFBFBF" w:sz="4"/>
-              <w:bottom w:val="single" w:color="BFBFBF" w:sz="4"/>
-              <w:right w:val="single" w:color="BFBFBF" w:sz="4"/>
-            </w:tcBorders>
-            <w:tcMar>
-              <w:top w:type="dxa" w:w="60"/>
-              <w:left w:type="dxa" w:w="100"/>
-              <w:bottom w:type="dxa" w:w="60"/>
-              <w:right w:type="dxa" w:w="100"/>
-            </w:tcMar>
-          </w:tcPr>
-          <w:p>
-            <w:pPr>
-              <w:spacing w:after="40"/>
-            </w:pPr>
-            <w:r>
-              <w:rPr>
-                <w:rFonts w:ascii="Calibri" w:cs="Calibri" w:eastAsia="Calibri" w:hAnsi="Calibri"/>
-                <w:b w:val="false"/>
-                <w:bCs w:val="false"/>
-                <w:sz w:val="20"/>
-                <w:szCs w:val="20"/>
-              </w:rPr>
-              <w:t xml:space="preserve">A14</w:t>
-            </w:r>
-          </w:p>
-        </w:tc>
-        <w:tc>
-          <w:tcPr>
-            <w:tcW w:type="dxa" w:w="7972"/>
-            <w:tcBorders>
-              <w:top w:val="single" w:color="BFBFBF" w:sz="4"/>
-              <w:left w:val="single" w:color="BFBFBF" w:sz="4"/>
-              <w:bottom w:val="single" w:color="BFBFBF" w:sz="4"/>
-              <w:right w:val="single" w:color="BFBFBF" w:sz="4"/>
-            </w:tcBorders>
-            <w:tcMar>
-              <w:top w:type="dxa" w:w="60"/>
-              <w:left w:type="dxa" w:w="100"/>
-              <w:bottom w:type="dxa" w:w="60"/>
-              <w:right w:type="dxa" w:w="100"/>
-            </w:tcMar>
-          </w:tcPr>
-          <w:p>
-            <w:pPr>
-              <w:spacing w:after="40"/>
-            </w:pPr>
-            <w:r>
-              <w:rPr>
-                <w:rFonts w:ascii="Calibri" w:cs="Calibri" w:eastAsia="Calibri" w:hAnsi="Calibri"/>
-                <w:b w:val="false"/>
-                <w:bCs w:val="false"/>
-                <w:sz w:val="20"/>
-                <w:szCs w:val="20"/>
-              </w:rPr>
-              <w:t xml:space="preserve">El Super Admin activa el complemento sin cobro (como regalo, con o sin vencimiento); la acción queda en auditoría.</w:t>
-            </w:r>
-          </w:p>
-        </w:tc>
-      </w:tr>
-      <w:tr>
-        <w:trPr>
-          <w:cantSplit/>
-        </w:trPr>
-        <w:tc>
-          <w:tcPr>
-            <w:tcW w:type="dxa" w:w="700"/>
-            <w:tcBorders>
-              <w:top w:val="single" w:color="BFBFBF" w:sz="4"/>
-              <w:left w:val="single" w:color="BFBFBF" w:sz="4"/>
-              <w:bottom w:val="single" w:color="BFBFBF" w:sz="4"/>
-              <w:right w:val="single" w:color="BFBFBF" w:sz="4"/>
-            </w:tcBorders>
-            <w:tcMar>
-              <w:top w:type="dxa" w:w="60"/>
-              <w:left w:type="dxa" w:w="100"/>
-              <w:bottom w:type="dxa" w:w="60"/>
-              <w:right w:type="dxa" w:w="100"/>
-            </w:tcMar>
-          </w:tcPr>
-          <w:p>
-            <w:pPr>
-              <w:spacing w:after="40"/>
-            </w:pPr>
-            <w:r>
-              <w:rPr>
-                <w:rFonts w:ascii="Calibri" w:cs="Calibri" w:eastAsia="Calibri" w:hAnsi="Calibri"/>
-                <w:b w:val="false"/>
-                <w:bCs w:val="false"/>
-                <w:sz w:val="20"/>
-                <w:szCs w:val="20"/>
-              </w:rPr>
-              <w:t xml:space="preserve">11</w:t>
-            </w:r>
-          </w:p>
-        </w:tc>
-        <w:tc>
-          <w:tcPr>
-            <w:tcW w:type="dxa" w:w="1300"/>
-            <w:tcBorders>
-              <w:top w:val="single" w:color="BFBFBF" w:sz="4"/>
-              <w:left w:val="single" w:color="BFBFBF" w:sz="4"/>
-              <w:bottom w:val="single" w:color="BFBFBF" w:sz="4"/>
-              <w:right w:val="single" w:color="BFBFBF" w:sz="4"/>
-            </w:tcBorders>
-            <w:tcMar>
-              <w:top w:type="dxa" w:w="60"/>
-              <w:left w:type="dxa" w:w="100"/>
-              <w:bottom w:type="dxa" w:w="60"/>
-              <w:right w:type="dxa" w:w="100"/>
-            </w:tcMar>
-          </w:tcPr>
-          <w:p>
-            <w:pPr>
-              <w:spacing w:after="40"/>
-            </w:pPr>
-            <w:r>
-              <w:rPr>
-                <w:rFonts w:ascii="Calibri" w:cs="Calibri" w:eastAsia="Calibri" w:hAnsi="Calibri"/>
-                <w:b w:val="false"/>
-                <w:bCs w:val="false"/>
-                <w:sz w:val="20"/>
-                <w:szCs w:val="20"/>
-              </w:rPr>
-              <w:t xml:space="preserve">A15</w:t>
-            </w:r>
-          </w:p>
-        </w:tc>
-        <w:tc>
-          <w:tcPr>
-            <w:tcW w:type="dxa" w:w="7972"/>
-            <w:tcBorders>
-              <w:top w:val="single" w:color="BFBFBF" w:sz="4"/>
-              <w:left w:val="single" w:color="BFBFBF" w:sz="4"/>
-              <w:bottom w:val="single" w:color="BFBFBF" w:sz="4"/>
-              <w:right w:val="single" w:color="BFBFBF" w:sz="4"/>
-            </w:tcBorders>
-            <w:tcMar>
-              <w:top w:type="dxa" w:w="60"/>
-              <w:left w:type="dxa" w:w="100"/>
-              <w:bottom w:type="dxa" w:w="60"/>
-              <w:right w:type="dxa" w:w="100"/>
-            </w:tcMar>
-          </w:tcPr>
-          <w:p>
-            <w:pPr>
-              <w:spacing w:after="40"/>
-            </w:pPr>
-            <w:r>
-              <w:rPr>
-                <w:rFonts w:ascii="Calibri" w:cs="Calibri" w:eastAsia="Calibri" w:hAnsi="Calibri"/>
-                <w:b w:val="false"/>
-                <w:bCs w:val="false"/>
-                <w:sz w:val="20"/>
-                <w:szCs w:val="20"/>
-              </w:rPr>
-              <w:t xml:space="preserve">El sistema habilita el módulo Inventario en el panel de «Patitas Limpias».</w:t>
-            </w:r>
-          </w:p>
-        </w:tc>
-      </w:tr>
-      <w:tr>
-        <w:trPr>
-          <w:cantSplit/>
-        </w:trPr>
-        <w:tc>
-          <w:tcPr>
-            <w:tcW w:type="dxa" w:w="700"/>
-            <w:tcBorders>
-              <w:top w:val="single" w:color="BFBFBF" w:sz="4"/>
-              <w:left w:val="single" w:color="BFBFBF" w:sz="4"/>
-              <w:bottom w:val="single" w:color="BFBFBF" w:sz="4"/>
-              <w:right w:val="single" w:color="BFBFBF" w:sz="4"/>
-            </w:tcBorders>
-            <w:tcMar>
-              <w:top w:type="dxa" w:w="60"/>
-              <w:left w:type="dxa" w:w="100"/>
-              <w:bottom w:type="dxa" w:w="60"/>
-              <w:right w:type="dxa" w:w="100"/>
-            </w:tcMar>
-          </w:tcPr>
-          <w:p>
-            <w:pPr>
-              <w:spacing w:after="40"/>
-            </w:pPr>
-            <w:r>
-              <w:rPr>
-                <w:rFonts w:ascii="Calibri" w:cs="Calibri" w:eastAsia="Calibri" w:hAnsi="Calibri"/>
-                <w:b w:val="false"/>
-                <w:bCs w:val="false"/>
-                <w:sz w:val="20"/>
-                <w:szCs w:val="20"/>
-              </w:rPr>
-              <w:t xml:space="preserve">12</w:t>
-            </w:r>
-          </w:p>
-        </w:tc>
-        <w:tc>
-          <w:tcPr>
-            <w:tcW w:type="dxa" w:w="1300"/>
-            <w:tcBorders>
-              <w:top w:val="single" w:color="BFBFBF" w:sz="4"/>
-              <w:left w:val="single" w:color="BFBFBF" w:sz="4"/>
-              <w:bottom w:val="single" w:color="BFBFBF" w:sz="4"/>
-              <w:right w:val="single" w:color="BFBFBF" w:sz="4"/>
-            </w:tcBorders>
-            <w:tcMar>
-              <w:top w:type="dxa" w:w="60"/>
-              <w:left w:type="dxa" w:w="100"/>
-              <w:bottom w:type="dxa" w:w="60"/>
-              <w:right w:type="dxa" w:w="100"/>
-            </w:tcMar>
-          </w:tcPr>
-          <w:p>
-            <w:pPr>
-              <w:spacing w:after="40"/>
-            </w:pPr>
-            <w:r>
-              <w:rPr>
-                <w:rFonts w:ascii="Calibri" w:cs="Calibri" w:eastAsia="Calibri" w:hAnsi="Calibri"/>
-                <w:b w:val="false"/>
-                <w:bCs w:val="false"/>
-                <w:sz w:val="20"/>
-                <w:szCs w:val="20"/>
-              </w:rPr>
-              <w:t xml:space="preserve">A16</w:t>
-            </w:r>
-          </w:p>
-        </w:tc>
-        <w:tc>
-          <w:tcPr>
-            <w:tcW w:type="dxa" w:w="7972"/>
-            <w:tcBorders>
-              <w:top w:val="single" w:color="BFBFBF" w:sz="4"/>
-              <w:left w:val="single" w:color="BFBFBF" w:sz="4"/>
-              <w:bottom w:val="single" w:color="BFBFBF" w:sz="4"/>
-              <w:right w:val="single" w:color="BFBFBF" w:sz="4"/>
-            </w:tcBorders>
-            <w:tcMar>
-              <w:top w:type="dxa" w:w="60"/>
-              <w:left w:type="dxa" w:w="100"/>
-              <w:bottom w:type="dxa" w:w="60"/>
-              <w:right w:type="dxa" w:w="100"/>
-            </w:tcMar>
-          </w:tcPr>
-          <w:p>
-            <w:pPr>
-              <w:spacing w:after="40"/>
-            </w:pPr>
-            <w:r>
-              <w:rPr>
-                <w:rFonts w:ascii="Calibri" w:cs="Calibri" w:eastAsia="Calibri" w:hAnsi="Calibri"/>
-                <w:b w:val="false"/>
-                <w:bCs w:val="false"/>
-                <w:sz w:val="20"/>
-                <w:szCs w:val="20"/>
-              </w:rPr>
               <w:t xml:space="preserve">Camila crea el servicio «Baño y corte», sube fotos de sus trabajos y publica su página; el negocio aparece en el Marketplace y recibe reservas.</w:t>
             </w:r>
           </w:p>
@@ -3060,107 +2570,6 @@
                 <w:szCs w:val="20"/>
               </w:rPr>
               <w:t xml:space="preserve">El Super Admin rechaza con motivo y el sistema avisa por correo al postulante (A08). Fin del flujo: la cuenta pendiente no puede iniciar el onboarding.</w:t>
-            </w:r>
-          </w:p>
-        </w:tc>
-      </w:tr>
-      <w:tr>
-        <w:trPr>
-          <w:cantSplit/>
-        </w:trPr>
-        <w:tc>
-          <w:tcPr>
-            <w:tcW w:type="dxa" w:w="1500"/>
-            <w:tcBorders>
-              <w:top w:val="single" w:color="BFBFBF" w:sz="4"/>
-              <w:left w:val="single" w:color="BFBFBF" w:sz="4"/>
-              <w:bottom w:val="single" w:color="BFBFBF" w:sz="4"/>
-              <w:right w:val="single" w:color="BFBFBF" w:sz="4"/>
-            </w:tcBorders>
-            <w:tcMar>
-              <w:top w:type="dxa" w:w="60"/>
-              <w:left w:type="dxa" w:w="100"/>
-              <w:bottom w:type="dxa" w:w="60"/>
-              <w:right w:type="dxa" w:w="100"/>
-            </w:tcMar>
-          </w:tcPr>
-          <w:p>
-            <w:pPr>
-              <w:spacing w:after="40"/>
-            </w:pPr>
-            <w:r>
-              <w:rPr>
-                <w:rFonts w:ascii="Calibri" w:cs="Calibri" w:eastAsia="Calibri" w:hAnsi="Calibri"/>
-                <w:b w:val="false"/>
-                <w:bCs w:val="false"/>
-                <w:sz w:val="20"/>
-                <w:szCs w:val="20"/>
-              </w:rPr>
-              <w:t xml:space="preserve">A3 · Complemento no activado</w:t>
-            </w:r>
-          </w:p>
-        </w:tc>
-        <w:tc>
-          <w:tcPr>
-            <w:tcW w:type="dxa" w:w="1600"/>
-            <w:tcBorders>
-              <w:top w:val="single" w:color="BFBFBF" w:sz="4"/>
-              <w:left w:val="single" w:color="BFBFBF" w:sz="4"/>
-              <w:bottom w:val="single" w:color="BFBFBF" w:sz="4"/>
-              <w:right w:val="single" w:color="BFBFBF" w:sz="4"/>
-            </w:tcBorders>
-            <w:tcMar>
-              <w:top w:type="dxa" w:w="60"/>
-              <w:left w:type="dxa" w:w="100"/>
-              <w:bottom w:type="dxa" w:w="60"/>
-              <w:right w:type="dxa" w:w="100"/>
-            </w:tcMar>
-          </w:tcPr>
-          <w:p>
-            <w:pPr>
-              <w:spacing w:after="40"/>
-            </w:pPr>
-            <w:r>
-              <w:rPr>
-                <w:rFonts w:ascii="Calibri" w:cs="Calibri" w:eastAsia="Calibri" w:hAnsi="Calibri"/>
-                <w:b w:val="false"/>
-                <w:bCs w:val="false"/>
-                <w:sz w:val="20"/>
-                <w:szCs w:val="20"/>
-              </w:rPr>
-              <w:t xml:space="preserve">D3: el Super Admin no activa el complemento</w:t>
-            </w:r>
-          </w:p>
-        </w:tc>
-        <w:tc>
-          <w:tcPr>
-            <w:tcW w:type="dxa" w:w="6872"/>
-            <w:tcBorders>
-              <w:top w:val="single" w:color="BFBFBF" w:sz="4"/>
-              <w:left w:val="single" w:color="BFBFBF" w:sz="4"/>
-              <w:bottom w:val="single" w:color="BFBFBF" w:sz="4"/>
-              <w:right w:val="single" w:color="BFBFBF" w:sz="4"/>
-            </w:tcBorders>
-            <w:tcMar>
-              <w:top w:type="dxa" w:w="60"/>
-              <w:left w:type="dxa" w:w="100"/>
-              <w:bottom w:type="dxa" w:w="60"/>
-              <w:right w:type="dxa" w:w="100"/>
-            </w:tcMar>
-          </w:tcPr>
-          <w:p>
-            <w:pPr>
-              <w:spacing w:after="40"/>
-            </w:pPr>
-            <w:r>
-              <w:rPr>
-                <w:rFonts w:ascii="Calibri" w:cs="Calibri" w:eastAsia="Calibri" w:hAnsi="Calibri"/>
-                <w:b w:val="false"/>
-                <w:bCs w:val="false"/>
-                <w:sz w:val="20"/>
-                <w:szCs w:val="20"/>
-              </w:rPr>
-              <w:t xml:space="preserve">El sistema informa a la dueña que no se activará (A13). El negocio sigue operativo sin ese complemento.</w:t>
             </w:r>
           </w:p>
         </w:tc>
@@ -3253,7 +2662,7 @@
           <w:sz w:val="22"/>
           <w:szCs w:val="22"/>
         </w:rPr>
-        <w:t xml:space="preserve">R4. En esta modalidad no hay pago con Transbank ni se cobra ningún plan o complemento; los complementos se solicitan y el Super Admin los activa o los regala, con o sin fecha de término.</w:t>
+        <w:t xml:space="preserve">R4. En esta modalidad no hay pago con Transbank ni cobro del plan: la aprobación del Super Admin reemplaza al pago.</w:t>
       </w:r>
     </w:p>
     <w:p>
@@ -3271,43 +2680,7 @@
           <w:sz w:val="22"/>
           <w:szCs w:val="22"/>
         </w:rPr>
-        <w:t xml:space="preserve">R5. Toda activación o retiro de complemento queda registrada en auditoría.</w:t>
-      </w:r>
-    </w:p>
-    <w:p>
-      <w:pPr>
-        <w:pStyle w:val="ListParagraph"/>
-        <w:numPr>
-          <w:ilvl w:val="0"/>
-          <w:numId w:val="2"/>
-        </w:numPr>
-        <w:spacing w:after="60"/>
-      </w:pPr>
-      <w:r>
-        <w:rPr>
-          <w:rFonts w:ascii="Calibri" w:cs="Calibri" w:eastAsia="Calibri" w:hAnsi="Calibri"/>
-          <w:sz w:val="22"/>
-          <w:szCs w:val="22"/>
-        </w:rPr>
-        <w:t xml:space="preserve">R6. El negocio solo ve un módulo complementario (por ejemplo, Inventario) si el complemento está activo.</w:t>
-      </w:r>
-    </w:p>
-    <w:p>
-      <w:pPr>
-        <w:pStyle w:val="ListParagraph"/>
-        <w:numPr>
-          <w:ilvl w:val="0"/>
-          <w:numId w:val="2"/>
-        </w:numPr>
-        <w:spacing w:after="60"/>
-      </w:pPr>
-      <w:r>
-        <w:rPr>
-          <w:rFonts w:ascii="Calibri" w:cs="Calibri" w:eastAsia="Calibri" w:hAnsi="Calibri"/>
-          <w:sz w:val="22"/>
-          <w:szCs w:val="22"/>
-        </w:rPr>
-        <w:t xml:space="preserve">R7. Los avisos de postulación y el correo de aceptación se envían desde el correo del Super Admin de HurryUp.</w:t>
+        <w:t xml:space="preserve">R5. Los avisos de postulación y el correo de aceptación se envían desde el correo del Super Admin de HurryUp.</w:t>
       </w:r>
     </w:p>
     <w:p>
@@ -3687,144 +3060,6 @@
                 <w:szCs w:val="20"/>
               </w:rPr>
               <w:t xml:space="preserve">Plan elegido asociado al negocio, sin pago (pendiente de implementar, F08).</w:t>
-            </w:r>
-          </w:p>
-        </w:tc>
-      </w:tr>
-      <w:tr>
-        <w:trPr>
-          <w:cantSplit/>
-        </w:trPr>
-        <w:tc>
-          <w:tcPr>
-            <w:tcW w:type="dxa" w:w="2600"/>
-            <w:tcBorders>
-              <w:top w:val="single" w:color="BFBFBF" w:sz="4"/>
-              <w:left w:val="single" w:color="BFBFBF" w:sz="4"/>
-              <w:bottom w:val="single" w:color="BFBFBF" w:sz="4"/>
-              <w:right w:val="single" w:color="BFBFBF" w:sz="4"/>
-            </w:tcBorders>
-            <w:tcMar>
-              <w:top w:type="dxa" w:w="60"/>
-              <w:left w:type="dxa" w:w="100"/>
-              <w:bottom w:type="dxa" w:w="60"/>
-              <w:right w:type="dxa" w:w="100"/>
-            </w:tcMar>
-          </w:tcPr>
-          <w:p>
-            <w:pPr>
-              <w:spacing w:after="40"/>
-            </w:pPr>
-            <w:r>
-              <w:rPr>
-                <w:rFonts w:ascii="Calibri" w:cs="Calibri" w:eastAsia="Calibri" w:hAnsi="Calibri"/>
-                <w:b w:val="false"/>
-                <w:bCs w:val="false"/>
-                <w:sz w:val="20"/>
-                <w:szCs w:val="20"/>
-              </w:rPr>
-              <w:t xml:space="preserve">Regalo de complemento</w:t>
-            </w:r>
-          </w:p>
-        </w:tc>
-        <w:tc>
-          <w:tcPr>
-            <w:tcW w:type="dxa" w:w="7372"/>
-            <w:tcBorders>
-              <w:top w:val="single" w:color="BFBFBF" w:sz="4"/>
-              <w:left w:val="single" w:color="BFBFBF" w:sz="4"/>
-              <w:bottom w:val="single" w:color="BFBFBF" w:sz="4"/>
-              <w:right w:val="single" w:color="BFBFBF" w:sz="4"/>
-            </w:tcBorders>
-            <w:tcMar>
-              <w:top w:type="dxa" w:w="60"/>
-              <w:left w:type="dxa" w:w="100"/>
-              <w:bottom w:type="dxa" w:w="60"/>
-              <w:right w:type="dxa" w:w="100"/>
-            </w:tcMar>
-          </w:tcPr>
-          <w:p>
-            <w:pPr>
-              <w:spacing w:after="40"/>
-            </w:pPr>
-            <w:r>
-              <w:rPr>
-                <w:rFonts w:ascii="Calibri" w:cs="Calibri" w:eastAsia="Calibri" w:hAnsi="Calibri"/>
-                <w:b w:val="false"/>
-                <w:bCs w:val="false"/>
-                <w:sz w:val="20"/>
-                <w:szCs w:val="20"/>
-              </w:rPr>
-              <w:t xml:space="preserve">Código del complemento (inventory), nota, vencimiento opcional y marca de regalo.</w:t>
-            </w:r>
-          </w:p>
-        </w:tc>
-      </w:tr>
-      <w:tr>
-        <w:trPr>
-          <w:cantSplit/>
-        </w:trPr>
-        <w:tc>
-          <w:tcPr>
-            <w:tcW w:type="dxa" w:w="2600"/>
-            <w:tcBorders>
-              <w:top w:val="single" w:color="BFBFBF" w:sz="4"/>
-              <w:left w:val="single" w:color="BFBFBF" w:sz="4"/>
-              <w:bottom w:val="single" w:color="BFBFBF" w:sz="4"/>
-              <w:right w:val="single" w:color="BFBFBF" w:sz="4"/>
-            </w:tcBorders>
-            <w:tcMar>
-              <w:top w:type="dxa" w:w="60"/>
-              <w:left w:type="dxa" w:w="100"/>
-              <w:bottom w:type="dxa" w:w="60"/>
-              <w:right w:type="dxa" w:w="100"/>
-            </w:tcMar>
-          </w:tcPr>
-          <w:p>
-            <w:pPr>
-              <w:spacing w:after="40"/>
-            </w:pPr>
-            <w:r>
-              <w:rPr>
-                <w:rFonts w:ascii="Calibri" w:cs="Calibri" w:eastAsia="Calibri" w:hAnsi="Calibri"/>
-                <w:b w:val="false"/>
-                <w:bCs w:val="false"/>
-                <w:sz w:val="20"/>
-                <w:szCs w:val="20"/>
-              </w:rPr>
-              <w:t xml:space="preserve">Auditoría</w:t>
-            </w:r>
-          </w:p>
-        </w:tc>
-        <w:tc>
-          <w:tcPr>
-            <w:tcW w:type="dxa" w:w="7372"/>
-            <w:tcBorders>
-              <w:top w:val="single" w:color="BFBFBF" w:sz="4"/>
-              <w:left w:val="single" w:color="BFBFBF" w:sz="4"/>
-              <w:bottom w:val="single" w:color="BFBFBF" w:sz="4"/>
-              <w:right w:val="single" w:color="BFBFBF" w:sz="4"/>
-            </w:tcBorders>
-            <w:tcMar>
-              <w:top w:type="dxa" w:w="60"/>
-              <w:left w:type="dxa" w:w="100"/>
-              <w:bottom w:type="dxa" w:w="60"/>
-              <w:right w:type="dxa" w:w="100"/>
-            </w:tcMar>
-          </w:tcPr>
-          <w:p>
-            <w:pPr>
-              <w:spacing w:after="40"/>
-            </w:pPr>
-            <w:r>
-              <w:rPr>
-                <w:rFonts w:ascii="Calibri" w:cs="Calibri" w:eastAsia="Calibri" w:hAnsi="Calibri"/>
-                <w:b w:val="false"/>
-                <w:bCs w:val="false"/>
-                <w:sz w:val="20"/>
-                <w:szCs w:val="20"/>
-              </w:rPr>
-              <w:t xml:space="preserve">Evento con el actor (Super Admin), la acción y la fecha.</w:t>
             </w:r>
           </w:p>
         </w:tc>
@@ -5793,836 +5028,6 @@
                 <w:sz w:val="20"/>
                 <w:szCs w:val="20"/>
               </w:rPr>
-              <w:t xml:space="preserve">Ingresa al panel y solicita el complemento «Inventario»</w:t>
-            </w:r>
-          </w:p>
-        </w:tc>
-        <w:tc>
-          <w:tcPr>
-            <w:tcW w:type="dxa" w:w="1300"/>
-            <w:tcBorders>
-              <w:top w:val="single" w:color="BFBFBF" w:sz="4"/>
-              <w:left w:val="single" w:color="BFBFBF" w:sz="4"/>
-              <w:bottom w:val="single" w:color="BFBFBF" w:sz="4"/>
-              <w:right w:val="single" w:color="BFBFBF" w:sz="4"/>
-            </w:tcBorders>
-            <w:shd w:fill="EEEEEE" w:color="auto" w:val="clear"/>
-            <w:tcMar>
-              <w:top w:type="dxa" w:w="60"/>
-              <w:left w:type="dxa" w:w="100"/>
-              <w:bottom w:type="dxa" w:w="60"/>
-              <w:right w:type="dxa" w:w="100"/>
-            </w:tcMar>
-          </w:tcPr>
-          <w:p>
-            <w:pPr>
-              <w:spacing w:after="40"/>
-            </w:pPr>
-            <w:r>
-              <w:rPr>
-                <w:rFonts w:ascii="Calibri" w:cs="Calibri" w:eastAsia="Calibri" w:hAnsi="Calibri"/>
-                <w:b/>
-                <w:bCs/>
-                <w:sz w:val="20"/>
-                <w:szCs w:val="20"/>
-              </w:rPr>
-              <w:t xml:space="preserve">Pendiente</w:t>
-            </w:r>
-          </w:p>
-        </w:tc>
-        <w:tc>
-          <w:tcPr>
-            <w:tcW w:type="dxa" w:w="3672"/>
-            <w:tcBorders>
-              <w:top w:val="single" w:color="BFBFBF" w:sz="4"/>
-              <w:left w:val="single" w:color="BFBFBF" w:sz="4"/>
-              <w:bottom w:val="single" w:color="BFBFBF" w:sz="4"/>
-              <w:right w:val="single" w:color="BFBFBF" w:sz="4"/>
-            </w:tcBorders>
-            <w:tcMar>
-              <w:top w:type="dxa" w:w="60"/>
-              <w:left w:type="dxa" w:w="100"/>
-              <w:bottom w:type="dxa" w:w="60"/>
-              <w:right w:type="dxa" w:w="100"/>
-            </w:tcMar>
-          </w:tcPr>
-          <w:p>
-            <w:pPr>
-              <w:spacing w:after="40"/>
-            </w:pPr>
-            <w:r>
-              <w:rPr>
-                <w:rFonts w:ascii="Calibri" w:cs="Calibri" w:eastAsia="Calibri" w:hAnsi="Calibri"/>
-                <w:b w:val="false"/>
-                <w:bCs w:val="false"/>
-                <w:sz w:val="20"/>
-                <w:szCs w:val="20"/>
-              </w:rPr>
-              <w:t xml:space="preserve">F09. No existe la solicitud de complemento.</w:t>
-            </w:r>
-          </w:p>
-        </w:tc>
-      </w:tr>
-      <w:tr>
-        <w:trPr>
-          <w:cantSplit/>
-        </w:trPr>
-        <w:tc>
-          <w:tcPr>
-            <w:tcW w:type="dxa" w:w="700"/>
-            <w:tcBorders>
-              <w:top w:val="single" w:color="BFBFBF" w:sz="4"/>
-              <w:left w:val="single" w:color="BFBFBF" w:sz="4"/>
-              <w:bottom w:val="single" w:color="BFBFBF" w:sz="4"/>
-              <w:right w:val="single" w:color="BFBFBF" w:sz="4"/>
-            </w:tcBorders>
-            <w:tcMar>
-              <w:top w:type="dxa" w:w="60"/>
-              <w:left w:type="dxa" w:w="100"/>
-              <w:bottom w:type="dxa" w:w="60"/>
-              <w:right w:type="dxa" w:w="100"/>
-            </w:tcMar>
-          </w:tcPr>
-          <w:p>
-            <w:pPr>
-              <w:spacing w:after="40"/>
-            </w:pPr>
-            <w:r>
-              <w:rPr>
-                <w:rFonts w:ascii="Calibri" w:cs="Calibri" w:eastAsia="Calibri" w:hAnsi="Calibri"/>
-                <w:b w:val="false"/>
-                <w:bCs w:val="false"/>
-                <w:sz w:val="20"/>
-                <w:szCs w:val="20"/>
-              </w:rPr>
-              <w:t xml:space="preserve">A12</w:t>
-            </w:r>
-          </w:p>
-        </w:tc>
-        <w:tc>
-          <w:tcPr>
-            <w:tcW w:type="dxa" w:w="1300"/>
-            <w:tcBorders>
-              <w:top w:val="single" w:color="BFBFBF" w:sz="4"/>
-              <w:left w:val="single" w:color="BFBFBF" w:sz="4"/>
-              <w:bottom w:val="single" w:color="BFBFBF" w:sz="4"/>
-              <w:right w:val="single" w:color="BFBFBF" w:sz="4"/>
-            </w:tcBorders>
-            <w:tcMar>
-              <w:top w:type="dxa" w:w="60"/>
-              <w:left w:type="dxa" w:w="100"/>
-              <w:bottom w:type="dxa" w:w="60"/>
-              <w:right w:type="dxa" w:w="100"/>
-            </w:tcMar>
-          </w:tcPr>
-          <w:p>
-            <w:pPr>
-              <w:spacing w:after="40"/>
-            </w:pPr>
-            <w:r>
-              <w:rPr>
-                <w:rFonts w:ascii="Calibri" w:cs="Calibri" w:eastAsia="Calibri" w:hAnsi="Calibri"/>
-                <w:b w:val="false"/>
-                <w:bCs w:val="false"/>
-                <w:sz w:val="20"/>
-                <w:szCs w:val="20"/>
-              </w:rPr>
-              <w:t xml:space="preserve">Super Admin</w:t>
-            </w:r>
-          </w:p>
-        </w:tc>
-        <w:tc>
-          <w:tcPr>
-            <w:tcW w:type="dxa" w:w="3000"/>
-            <w:tcBorders>
-              <w:top w:val="single" w:color="BFBFBF" w:sz="4"/>
-              <w:left w:val="single" w:color="BFBFBF" w:sz="4"/>
-              <w:bottom w:val="single" w:color="BFBFBF" w:sz="4"/>
-              <w:right w:val="single" w:color="BFBFBF" w:sz="4"/>
-            </w:tcBorders>
-            <w:tcMar>
-              <w:top w:type="dxa" w:w="60"/>
-              <w:left w:type="dxa" w:w="100"/>
-              <w:bottom w:type="dxa" w:w="60"/>
-              <w:right w:type="dxa" w:w="100"/>
-            </w:tcMar>
-          </w:tcPr>
-          <w:p>
-            <w:pPr>
-              <w:spacing w:after="40"/>
-            </w:pPr>
-            <w:r>
-              <w:rPr>
-                <w:rFonts w:ascii="Calibri" w:cs="Calibri" w:eastAsia="Calibri" w:hAnsi="Calibri"/>
-                <w:b w:val="false"/>
-                <w:bCs w:val="false"/>
-                <w:sz w:val="20"/>
-                <w:szCs w:val="20"/>
-              </w:rPr>
-              <w:t xml:space="preserve">Evalúa la solicitud del complemento</w:t>
-            </w:r>
-          </w:p>
-        </w:tc>
-        <w:tc>
-          <w:tcPr>
-            <w:tcW w:type="dxa" w:w="1300"/>
-            <w:tcBorders>
-              <w:top w:val="single" w:color="BFBFBF" w:sz="4"/>
-              <w:left w:val="single" w:color="BFBFBF" w:sz="4"/>
-              <w:bottom w:val="single" w:color="BFBFBF" w:sz="4"/>
-              <w:right w:val="single" w:color="BFBFBF" w:sz="4"/>
-            </w:tcBorders>
-            <w:shd w:fill="EEEEEE" w:color="auto" w:val="clear"/>
-            <w:tcMar>
-              <w:top w:type="dxa" w:w="60"/>
-              <w:left w:type="dxa" w:w="100"/>
-              <w:bottom w:type="dxa" w:w="60"/>
-              <w:right w:type="dxa" w:w="100"/>
-            </w:tcMar>
-          </w:tcPr>
-          <w:p>
-            <w:pPr>
-              <w:spacing w:after="40"/>
-            </w:pPr>
-            <w:r>
-              <w:rPr>
-                <w:rFonts w:ascii="Calibri" w:cs="Calibri" w:eastAsia="Calibri" w:hAnsi="Calibri"/>
-                <w:b/>
-                <w:bCs/>
-                <w:sz w:val="20"/>
-                <w:szCs w:val="20"/>
-              </w:rPr>
-              <w:t xml:space="preserve">Pendiente</w:t>
-            </w:r>
-          </w:p>
-        </w:tc>
-        <w:tc>
-          <w:tcPr>
-            <w:tcW w:type="dxa" w:w="3672"/>
-            <w:tcBorders>
-              <w:top w:val="single" w:color="BFBFBF" w:sz="4"/>
-              <w:left w:val="single" w:color="BFBFBF" w:sz="4"/>
-              <w:bottom w:val="single" w:color="BFBFBF" w:sz="4"/>
-              <w:right w:val="single" w:color="BFBFBF" w:sz="4"/>
-            </w:tcBorders>
-            <w:tcMar>
-              <w:top w:type="dxa" w:w="60"/>
-              <w:left w:type="dxa" w:w="100"/>
-              <w:bottom w:type="dxa" w:w="60"/>
-              <w:right w:type="dxa" w:w="100"/>
-            </w:tcMar>
-          </w:tcPr>
-          <w:p>
-            <w:pPr>
-              <w:spacing w:after="40"/>
-            </w:pPr>
-            <w:r>
-              <w:rPr>
-                <w:rFonts w:ascii="Calibri" w:cs="Calibri" w:eastAsia="Calibri" w:hAnsi="Calibri"/>
-                <w:b w:val="false"/>
-                <w:bCs w:val="false"/>
-                <w:sz w:val="20"/>
-                <w:szCs w:val="20"/>
-              </w:rPr>
-              <w:t xml:space="preserve">F09. Depende de A11.</w:t>
-            </w:r>
-          </w:p>
-        </w:tc>
-      </w:tr>
-      <w:tr>
-        <w:trPr>
-          <w:cantSplit/>
-        </w:trPr>
-        <w:tc>
-          <w:tcPr>
-            <w:tcW w:type="dxa" w:w="700"/>
-            <w:tcBorders>
-              <w:top w:val="single" w:color="BFBFBF" w:sz="4"/>
-              <w:left w:val="single" w:color="BFBFBF" w:sz="4"/>
-              <w:bottom w:val="single" w:color="BFBFBF" w:sz="4"/>
-              <w:right w:val="single" w:color="BFBFBF" w:sz="4"/>
-            </w:tcBorders>
-            <w:tcMar>
-              <w:top w:type="dxa" w:w="60"/>
-              <w:left w:type="dxa" w:w="100"/>
-              <w:bottom w:type="dxa" w:w="60"/>
-              <w:right w:type="dxa" w:w="100"/>
-            </w:tcMar>
-          </w:tcPr>
-          <w:p>
-            <w:pPr>
-              <w:spacing w:after="40"/>
-            </w:pPr>
-            <w:r>
-              <w:rPr>
-                <w:rFonts w:ascii="Calibri" w:cs="Calibri" w:eastAsia="Calibri" w:hAnsi="Calibri"/>
-                <w:b w:val="false"/>
-                <w:bCs w:val="false"/>
-                <w:sz w:val="20"/>
-                <w:szCs w:val="20"/>
-              </w:rPr>
-              <w:t xml:space="preserve">A13</w:t>
-            </w:r>
-          </w:p>
-        </w:tc>
-        <w:tc>
-          <w:tcPr>
-            <w:tcW w:type="dxa" w:w="1300"/>
-            <w:tcBorders>
-              <w:top w:val="single" w:color="BFBFBF" w:sz="4"/>
-              <w:left w:val="single" w:color="BFBFBF" w:sz="4"/>
-              <w:bottom w:val="single" w:color="BFBFBF" w:sz="4"/>
-              <w:right w:val="single" w:color="BFBFBF" w:sz="4"/>
-            </w:tcBorders>
-            <w:tcMar>
-              <w:top w:type="dxa" w:w="60"/>
-              <w:left w:type="dxa" w:w="100"/>
-              <w:bottom w:type="dxa" w:w="60"/>
-              <w:right w:type="dxa" w:w="100"/>
-            </w:tcMar>
-          </w:tcPr>
-          <w:p>
-            <w:pPr>
-              <w:spacing w:after="40"/>
-            </w:pPr>
-            <w:r>
-              <w:rPr>
-                <w:rFonts w:ascii="Calibri" w:cs="Calibri" w:eastAsia="Calibri" w:hAnsi="Calibri"/>
-                <w:b w:val="false"/>
-                <w:bCs w:val="false"/>
-                <w:sz w:val="20"/>
-                <w:szCs w:val="20"/>
-              </w:rPr>
-              <w:t xml:space="preserve">Sistema</w:t>
-            </w:r>
-          </w:p>
-        </w:tc>
-        <w:tc>
-          <w:tcPr>
-            <w:tcW w:type="dxa" w:w="3000"/>
-            <w:tcBorders>
-              <w:top w:val="single" w:color="BFBFBF" w:sz="4"/>
-              <w:left w:val="single" w:color="BFBFBF" w:sz="4"/>
-              <w:bottom w:val="single" w:color="BFBFBF" w:sz="4"/>
-              <w:right w:val="single" w:color="BFBFBF" w:sz="4"/>
-            </w:tcBorders>
-            <w:tcMar>
-              <w:top w:type="dxa" w:w="60"/>
-              <w:left w:type="dxa" w:w="100"/>
-              <w:bottom w:type="dxa" w:w="60"/>
-              <w:right w:type="dxa" w:w="100"/>
-            </w:tcMar>
-          </w:tcPr>
-          <w:p>
-            <w:pPr>
-              <w:spacing w:after="40"/>
-            </w:pPr>
-            <w:r>
-              <w:rPr>
-                <w:rFonts w:ascii="Calibri" w:cs="Calibri" w:eastAsia="Calibri" w:hAnsi="Calibri"/>
-                <w:b w:val="false"/>
-                <w:bCs w:val="false"/>
-                <w:sz w:val="20"/>
-                <w:szCs w:val="20"/>
-              </w:rPr>
-              <w:t xml:space="preserve">Informa que el complemento no se activará</w:t>
-            </w:r>
-          </w:p>
-        </w:tc>
-        <w:tc>
-          <w:tcPr>
-            <w:tcW w:type="dxa" w:w="1300"/>
-            <w:tcBorders>
-              <w:top w:val="single" w:color="BFBFBF" w:sz="4"/>
-              <w:left w:val="single" w:color="BFBFBF" w:sz="4"/>
-              <w:bottom w:val="single" w:color="BFBFBF" w:sz="4"/>
-              <w:right w:val="single" w:color="BFBFBF" w:sz="4"/>
-            </w:tcBorders>
-            <w:shd w:fill="EEEEEE" w:color="auto" w:val="clear"/>
-            <w:tcMar>
-              <w:top w:type="dxa" w:w="60"/>
-              <w:left w:type="dxa" w:w="100"/>
-              <w:bottom w:type="dxa" w:w="60"/>
-              <w:right w:type="dxa" w:w="100"/>
-            </w:tcMar>
-          </w:tcPr>
-          <w:p>
-            <w:pPr>
-              <w:spacing w:after="40"/>
-            </w:pPr>
-            <w:r>
-              <w:rPr>
-                <w:rFonts w:ascii="Calibri" w:cs="Calibri" w:eastAsia="Calibri" w:hAnsi="Calibri"/>
-                <w:b/>
-                <w:bCs/>
-                <w:sz w:val="20"/>
-                <w:szCs w:val="20"/>
-              </w:rPr>
-              <w:t xml:space="preserve">Pendiente</w:t>
-            </w:r>
-          </w:p>
-        </w:tc>
-        <w:tc>
-          <w:tcPr>
-            <w:tcW w:type="dxa" w:w="3672"/>
-            <w:tcBorders>
-              <w:top w:val="single" w:color="BFBFBF" w:sz="4"/>
-              <w:left w:val="single" w:color="BFBFBF" w:sz="4"/>
-              <w:bottom w:val="single" w:color="BFBFBF" w:sz="4"/>
-              <w:right w:val="single" w:color="BFBFBF" w:sz="4"/>
-            </w:tcBorders>
-            <w:tcMar>
-              <w:top w:type="dxa" w:w="60"/>
-              <w:left w:type="dxa" w:w="100"/>
-              <w:bottom w:type="dxa" w:w="60"/>
-              <w:right w:type="dxa" w:w="100"/>
-            </w:tcMar>
-          </w:tcPr>
-          <w:p>
-            <w:pPr>
-              <w:spacing w:after="40"/>
-            </w:pPr>
-            <w:r>
-              <w:rPr>
-                <w:rFonts w:ascii="Calibri" w:cs="Calibri" w:eastAsia="Calibri" w:hAnsi="Calibri"/>
-                <w:b w:val="false"/>
-                <w:bCs w:val="false"/>
-                <w:sz w:val="20"/>
-                <w:szCs w:val="20"/>
-              </w:rPr>
-              <w:t xml:space="preserve">F09. No existe.</w:t>
-            </w:r>
-          </w:p>
-        </w:tc>
-      </w:tr>
-      <w:tr>
-        <w:trPr>
-          <w:cantSplit/>
-        </w:trPr>
-        <w:tc>
-          <w:tcPr>
-            <w:tcW w:type="dxa" w:w="700"/>
-            <w:tcBorders>
-              <w:top w:val="single" w:color="BFBFBF" w:sz="4"/>
-              <w:left w:val="single" w:color="BFBFBF" w:sz="4"/>
-              <w:bottom w:val="single" w:color="BFBFBF" w:sz="4"/>
-              <w:right w:val="single" w:color="BFBFBF" w:sz="4"/>
-            </w:tcBorders>
-            <w:tcMar>
-              <w:top w:type="dxa" w:w="60"/>
-              <w:left w:type="dxa" w:w="100"/>
-              <w:bottom w:type="dxa" w:w="60"/>
-              <w:right w:type="dxa" w:w="100"/>
-            </w:tcMar>
-          </w:tcPr>
-          <w:p>
-            <w:pPr>
-              <w:spacing w:after="40"/>
-            </w:pPr>
-            <w:r>
-              <w:rPr>
-                <w:rFonts w:ascii="Calibri" w:cs="Calibri" w:eastAsia="Calibri" w:hAnsi="Calibri"/>
-                <w:b w:val="false"/>
-                <w:bCs w:val="false"/>
-                <w:sz w:val="20"/>
-                <w:szCs w:val="20"/>
-              </w:rPr>
-              <w:t xml:space="preserve">A14</w:t>
-            </w:r>
-          </w:p>
-        </w:tc>
-        <w:tc>
-          <w:tcPr>
-            <w:tcW w:type="dxa" w:w="1300"/>
-            <w:tcBorders>
-              <w:top w:val="single" w:color="BFBFBF" w:sz="4"/>
-              <w:left w:val="single" w:color="BFBFBF" w:sz="4"/>
-              <w:bottom w:val="single" w:color="BFBFBF" w:sz="4"/>
-              <w:right w:val="single" w:color="BFBFBF" w:sz="4"/>
-            </w:tcBorders>
-            <w:tcMar>
-              <w:top w:type="dxa" w:w="60"/>
-              <w:left w:type="dxa" w:w="100"/>
-              <w:bottom w:type="dxa" w:w="60"/>
-              <w:right w:type="dxa" w:w="100"/>
-            </w:tcMar>
-          </w:tcPr>
-          <w:p>
-            <w:pPr>
-              <w:spacing w:after="40"/>
-            </w:pPr>
-            <w:r>
-              <w:rPr>
-                <w:rFonts w:ascii="Calibri" w:cs="Calibri" w:eastAsia="Calibri" w:hAnsi="Calibri"/>
-                <w:b w:val="false"/>
-                <w:bCs w:val="false"/>
-                <w:sz w:val="20"/>
-                <w:szCs w:val="20"/>
-              </w:rPr>
-              <w:t xml:space="preserve">Super Admin</w:t>
-            </w:r>
-          </w:p>
-        </w:tc>
-        <w:tc>
-          <w:tcPr>
-            <w:tcW w:type="dxa" w:w="3000"/>
-            <w:tcBorders>
-              <w:top w:val="single" w:color="BFBFBF" w:sz="4"/>
-              <w:left w:val="single" w:color="BFBFBF" w:sz="4"/>
-              <w:bottom w:val="single" w:color="BFBFBF" w:sz="4"/>
-              <w:right w:val="single" w:color="BFBFBF" w:sz="4"/>
-            </w:tcBorders>
-            <w:tcMar>
-              <w:top w:type="dxa" w:w="60"/>
-              <w:left w:type="dxa" w:w="100"/>
-              <w:bottom w:type="dxa" w:w="60"/>
-              <w:right w:type="dxa" w:w="100"/>
-            </w:tcMar>
-          </w:tcPr>
-          <w:p>
-            <w:pPr>
-              <w:spacing w:after="40"/>
-            </w:pPr>
-            <w:r>
-              <w:rPr>
-                <w:rFonts w:ascii="Calibri" w:cs="Calibri" w:eastAsia="Calibri" w:hAnsi="Calibri"/>
-                <w:b w:val="false"/>
-                <w:bCs w:val="false"/>
-                <w:sz w:val="20"/>
-                <w:szCs w:val="20"/>
-              </w:rPr>
-              <w:t xml:space="preserve">Activa el complemento sin cobro (regalo) y registra auditoría</w:t>
-            </w:r>
-          </w:p>
-        </w:tc>
-        <w:tc>
-          <w:tcPr>
-            <w:tcW w:type="dxa" w:w="1300"/>
-            <w:tcBorders>
-              <w:top w:val="single" w:color="BFBFBF" w:sz="4"/>
-              <w:left w:val="single" w:color="BFBFBF" w:sz="4"/>
-              <w:bottom w:val="single" w:color="BFBFBF" w:sz="4"/>
-              <w:right w:val="single" w:color="BFBFBF" w:sz="4"/>
-            </w:tcBorders>
-            <w:shd w:fill="D9F2DF" w:color="auto" w:val="clear"/>
-            <w:tcMar>
-              <w:top w:type="dxa" w:w="60"/>
-              <w:left w:type="dxa" w:w="100"/>
-              <w:bottom w:type="dxa" w:w="60"/>
-              <w:right w:type="dxa" w:w="100"/>
-            </w:tcMar>
-          </w:tcPr>
-          <w:p>
-            <w:pPr>
-              <w:spacing w:after="40"/>
-            </w:pPr>
-            <w:r>
-              <w:rPr>
-                <w:rFonts w:ascii="Calibri" w:cs="Calibri" w:eastAsia="Calibri" w:hAnsi="Calibri"/>
-                <w:b/>
-                <w:bCs/>
-                <w:sz w:val="20"/>
-                <w:szCs w:val="20"/>
-              </w:rPr>
-              <w:t xml:space="preserve">Implementada</w:t>
-            </w:r>
-          </w:p>
-        </w:tc>
-        <w:tc>
-          <w:tcPr>
-            <w:tcW w:type="dxa" w:w="3672"/>
-            <w:tcBorders>
-              <w:top w:val="single" w:color="BFBFBF" w:sz="4"/>
-              <w:left w:val="single" w:color="BFBFBF" w:sz="4"/>
-              <w:bottom w:val="single" w:color="BFBFBF" w:sz="4"/>
-              <w:right w:val="single" w:color="BFBFBF" w:sz="4"/>
-            </w:tcBorders>
-            <w:tcMar>
-              <w:top w:type="dxa" w:w="60"/>
-              <w:left w:type="dxa" w:w="100"/>
-              <w:bottom w:type="dxa" w:w="60"/>
-              <w:right w:type="dxa" w:w="100"/>
-            </w:tcMar>
-          </w:tcPr>
-          <w:p>
-            <w:pPr>
-              <w:spacing w:after="40"/>
-            </w:pPr>
-            <w:r>
-              <w:rPr>
-                <w:rFonts w:ascii="Calibri" w:cs="Calibri" w:eastAsia="Calibri" w:hAnsi="Calibri"/>
-                <w:b w:val="false"/>
-                <w:bCs w:val="false"/>
-                <w:sz w:val="20"/>
-                <w:szCs w:val="20"/>
-              </w:rPr>
-              <w:t xml:space="preserve">F09. AddonService.grant; HurryFront /admin/businesses/[id]; auditoría V22.</w:t>
-            </w:r>
-          </w:p>
-        </w:tc>
-      </w:tr>
-      <w:tr>
-        <w:trPr>
-          <w:cantSplit/>
-        </w:trPr>
-        <w:tc>
-          <w:tcPr>
-            <w:tcW w:type="dxa" w:w="700"/>
-            <w:tcBorders>
-              <w:top w:val="single" w:color="BFBFBF" w:sz="4"/>
-              <w:left w:val="single" w:color="BFBFBF" w:sz="4"/>
-              <w:bottom w:val="single" w:color="BFBFBF" w:sz="4"/>
-              <w:right w:val="single" w:color="BFBFBF" w:sz="4"/>
-            </w:tcBorders>
-            <w:tcMar>
-              <w:top w:type="dxa" w:w="60"/>
-              <w:left w:type="dxa" w:w="100"/>
-              <w:bottom w:type="dxa" w:w="60"/>
-              <w:right w:type="dxa" w:w="100"/>
-            </w:tcMar>
-          </w:tcPr>
-          <w:p>
-            <w:pPr>
-              <w:spacing w:after="40"/>
-            </w:pPr>
-            <w:r>
-              <w:rPr>
-                <w:rFonts w:ascii="Calibri" w:cs="Calibri" w:eastAsia="Calibri" w:hAnsi="Calibri"/>
-                <w:b w:val="false"/>
-                <w:bCs w:val="false"/>
-                <w:sz w:val="20"/>
-                <w:szCs w:val="20"/>
-              </w:rPr>
-              <w:t xml:space="preserve">A15</w:t>
-            </w:r>
-          </w:p>
-        </w:tc>
-        <w:tc>
-          <w:tcPr>
-            <w:tcW w:type="dxa" w:w="1300"/>
-            <w:tcBorders>
-              <w:top w:val="single" w:color="BFBFBF" w:sz="4"/>
-              <w:left w:val="single" w:color="BFBFBF" w:sz="4"/>
-              <w:bottom w:val="single" w:color="BFBFBF" w:sz="4"/>
-              <w:right w:val="single" w:color="BFBFBF" w:sz="4"/>
-            </w:tcBorders>
-            <w:tcMar>
-              <w:top w:type="dxa" w:w="60"/>
-              <w:left w:type="dxa" w:w="100"/>
-              <w:bottom w:type="dxa" w:w="60"/>
-              <w:right w:type="dxa" w:w="100"/>
-            </w:tcMar>
-          </w:tcPr>
-          <w:p>
-            <w:pPr>
-              <w:spacing w:after="40"/>
-            </w:pPr>
-            <w:r>
-              <w:rPr>
-                <w:rFonts w:ascii="Calibri" w:cs="Calibri" w:eastAsia="Calibri" w:hAnsi="Calibri"/>
-                <w:b w:val="false"/>
-                <w:bCs w:val="false"/>
-                <w:sz w:val="20"/>
-                <w:szCs w:val="20"/>
-              </w:rPr>
-              <w:t xml:space="preserve">Sistema</w:t>
-            </w:r>
-          </w:p>
-        </w:tc>
-        <w:tc>
-          <w:tcPr>
-            <w:tcW w:type="dxa" w:w="3000"/>
-            <w:tcBorders>
-              <w:top w:val="single" w:color="BFBFBF" w:sz="4"/>
-              <w:left w:val="single" w:color="BFBFBF" w:sz="4"/>
-              <w:bottom w:val="single" w:color="BFBFBF" w:sz="4"/>
-              <w:right w:val="single" w:color="BFBFBF" w:sz="4"/>
-            </w:tcBorders>
-            <w:tcMar>
-              <w:top w:type="dxa" w:w="60"/>
-              <w:left w:type="dxa" w:w="100"/>
-              <w:bottom w:type="dxa" w:w="60"/>
-              <w:right w:type="dxa" w:w="100"/>
-            </w:tcMar>
-          </w:tcPr>
-          <w:p>
-            <w:pPr>
-              <w:spacing w:after="40"/>
-            </w:pPr>
-            <w:r>
-              <w:rPr>
-                <w:rFonts w:ascii="Calibri" w:cs="Calibri" w:eastAsia="Calibri" w:hAnsi="Calibri"/>
-                <w:b w:val="false"/>
-                <w:bCs w:val="false"/>
-                <w:sz w:val="20"/>
-                <w:szCs w:val="20"/>
-              </w:rPr>
-              <w:t xml:space="preserve">Habilita el módulo Inventario en el panel del negocio</w:t>
-            </w:r>
-          </w:p>
-        </w:tc>
-        <w:tc>
-          <w:tcPr>
-            <w:tcW w:type="dxa" w:w="1300"/>
-            <w:tcBorders>
-              <w:top w:val="single" w:color="BFBFBF" w:sz="4"/>
-              <w:left w:val="single" w:color="BFBFBF" w:sz="4"/>
-              <w:bottom w:val="single" w:color="BFBFBF" w:sz="4"/>
-              <w:right w:val="single" w:color="BFBFBF" w:sz="4"/>
-            </w:tcBorders>
-            <w:shd w:fill="D9F2DF" w:color="auto" w:val="clear"/>
-            <w:tcMar>
-              <w:top w:type="dxa" w:w="60"/>
-              <w:left w:type="dxa" w:w="100"/>
-              <w:bottom w:type="dxa" w:w="60"/>
-              <w:right w:type="dxa" w:w="100"/>
-            </w:tcMar>
-          </w:tcPr>
-          <w:p>
-            <w:pPr>
-              <w:spacing w:after="40"/>
-            </w:pPr>
-            <w:r>
-              <w:rPr>
-                <w:rFonts w:ascii="Calibri" w:cs="Calibri" w:eastAsia="Calibri" w:hAnsi="Calibri"/>
-                <w:b/>
-                <w:bCs/>
-                <w:sz w:val="20"/>
-                <w:szCs w:val="20"/>
-              </w:rPr>
-              <w:t xml:space="preserve">Implementada</w:t>
-            </w:r>
-          </w:p>
-        </w:tc>
-        <w:tc>
-          <w:tcPr>
-            <w:tcW w:type="dxa" w:w="3672"/>
-            <w:tcBorders>
-              <w:top w:val="single" w:color="BFBFBF" w:sz="4"/>
-              <w:left w:val="single" w:color="BFBFBF" w:sz="4"/>
-              <w:bottom w:val="single" w:color="BFBFBF" w:sz="4"/>
-              <w:right w:val="single" w:color="BFBFBF" w:sz="4"/>
-            </w:tcBorders>
-            <w:tcMar>
-              <w:top w:type="dxa" w:w="60"/>
-              <w:left w:type="dxa" w:w="100"/>
-              <w:bottom w:type="dxa" w:w="60"/>
-              <w:right w:type="dxa" w:w="100"/>
-            </w:tcMar>
-          </w:tcPr>
-          <w:p>
-            <w:pPr>
-              <w:spacing w:after="40"/>
-            </w:pPr>
-            <w:r>
-              <w:rPr>
-                <w:rFonts w:ascii="Calibri" w:cs="Calibri" w:eastAsia="Calibri" w:hAnsi="Calibri"/>
-                <w:b w:val="false"/>
-                <w:bCs w:val="false"/>
-                <w:sz w:val="20"/>
-                <w:szCs w:val="20"/>
-              </w:rPr>
-              <w:t xml:space="preserve">F09. HurryFront lib/addons.ts (hasAddon).</w:t>
-            </w:r>
-          </w:p>
-        </w:tc>
-      </w:tr>
-      <w:tr>
-        <w:trPr>
-          <w:cantSplit/>
-        </w:trPr>
-        <w:tc>
-          <w:tcPr>
-            <w:tcW w:type="dxa" w:w="700"/>
-            <w:tcBorders>
-              <w:top w:val="single" w:color="BFBFBF" w:sz="4"/>
-              <w:left w:val="single" w:color="BFBFBF" w:sz="4"/>
-              <w:bottom w:val="single" w:color="BFBFBF" w:sz="4"/>
-              <w:right w:val="single" w:color="BFBFBF" w:sz="4"/>
-            </w:tcBorders>
-            <w:tcMar>
-              <w:top w:type="dxa" w:w="60"/>
-              <w:left w:type="dxa" w:w="100"/>
-              <w:bottom w:type="dxa" w:w="60"/>
-              <w:right w:type="dxa" w:w="100"/>
-            </w:tcMar>
-          </w:tcPr>
-          <w:p>
-            <w:pPr>
-              <w:spacing w:after="40"/>
-            </w:pPr>
-            <w:r>
-              <w:rPr>
-                <w:rFonts w:ascii="Calibri" w:cs="Calibri" w:eastAsia="Calibri" w:hAnsi="Calibri"/>
-                <w:b w:val="false"/>
-                <w:bCs w:val="false"/>
-                <w:sz w:val="20"/>
-                <w:szCs w:val="20"/>
-              </w:rPr>
-              <w:t xml:space="preserve">A16</w:t>
-            </w:r>
-          </w:p>
-        </w:tc>
-        <w:tc>
-          <w:tcPr>
-            <w:tcW w:type="dxa" w:w="1300"/>
-            <w:tcBorders>
-              <w:top w:val="single" w:color="BFBFBF" w:sz="4"/>
-              <w:left w:val="single" w:color="BFBFBF" w:sz="4"/>
-              <w:bottom w:val="single" w:color="BFBFBF" w:sz="4"/>
-              <w:right w:val="single" w:color="BFBFBF" w:sz="4"/>
-            </w:tcBorders>
-            <w:tcMar>
-              <w:top w:type="dxa" w:w="60"/>
-              <w:left w:type="dxa" w:w="100"/>
-              <w:bottom w:type="dxa" w:w="60"/>
-              <w:right w:type="dxa" w:w="100"/>
-            </w:tcMar>
-          </w:tcPr>
-          <w:p>
-            <w:pPr>
-              <w:spacing w:after="40"/>
-            </w:pPr>
-            <w:r>
-              <w:rPr>
-                <w:rFonts w:ascii="Calibri" w:cs="Calibri" w:eastAsia="Calibri" w:hAnsi="Calibri"/>
-                <w:b w:val="false"/>
-                <w:bCs w:val="false"/>
-                <w:sz w:val="20"/>
-                <w:szCs w:val="20"/>
-              </w:rPr>
-              <w:t xml:space="preserve">Postulante</w:t>
-            </w:r>
-          </w:p>
-        </w:tc>
-        <w:tc>
-          <w:tcPr>
-            <w:tcW w:type="dxa" w:w="3000"/>
-            <w:tcBorders>
-              <w:top w:val="single" w:color="BFBFBF" w:sz="4"/>
-              <w:left w:val="single" w:color="BFBFBF" w:sz="4"/>
-              <w:bottom w:val="single" w:color="BFBFBF" w:sz="4"/>
-              <w:right w:val="single" w:color="BFBFBF" w:sz="4"/>
-            </w:tcBorders>
-            <w:tcMar>
-              <w:top w:type="dxa" w:w="60"/>
-              <w:left w:type="dxa" w:w="100"/>
-              <w:bottom w:type="dxa" w:w="60"/>
-              <w:right w:type="dxa" w:w="100"/>
-            </w:tcMar>
-          </w:tcPr>
-          <w:p>
-            <w:pPr>
-              <w:spacing w:after="40"/>
-            </w:pPr>
-            <w:r>
-              <w:rPr>
-                <w:rFonts w:ascii="Calibri" w:cs="Calibri" w:eastAsia="Calibri" w:hAnsi="Calibri"/>
-                <w:b w:val="false"/>
-                <w:bCs w:val="false"/>
-                <w:sz w:val="20"/>
-                <w:szCs w:val="20"/>
-              </w:rPr>
               <w:t xml:space="preserve">Configura servicios y portafolio; el negocio queda en el Marketplace y recibe reservas</w:t>
             </w:r>
           </w:p>
@@ -6722,7 +5127,7 @@
           <w:sz w:val="28"/>
           <w:szCs w:val="28"/>
         </w:rPr>
-        <w:t xml:space="preserve">9. Diagramas de actividades</w:t>
+        <w:t xml:space="preserve">9. Diagrama de actividades</w:t>
       </w:r>
     </w:p>
     <w:p>
@@ -6736,7 +5141,7 @@
           <w:sz w:val="22"/>
           <w:szCs w:val="22"/>
         </w:rPr>
-        <w:t xml:space="preserve">El flujo se divide en dos diagramas con identificadores comunes (A01 a A16). El borde sólido verde indica una actividad implementada; el amarillo, parcial; el gris punteado, pendiente.</w:t>
+        <w:t xml:space="preserve">El flujo se representa con un diagrama de actividades con carriles (postulante, sistema y Super Admin) e identificadores A01 a A11. El borde sólido verde indica una actividad implementada; el amarillo, parcial; el gris punteado, pendiente.</w:t>
       </w:r>
     </w:p>
     <w:p>
@@ -6747,9 +5152,9 @@
       <w:r>
         <w:drawing>
           <wp:inline distT="0" distB="0" distL="0" distR="0">
-            <wp:extent cx="4953000" cy="6858000"/>
+            <wp:extent cx="4953000" cy="7743825"/>
             <wp:effectExtent t="0" r="0" b="0" l="0"/>
-            <wp:docPr id="1" name="Diagrama de actividades CU-01, parte 1 (A01 a A10)" descr="Diagrama de actividades CU-01, parte 1 (A01 a A10)" title="Diagrama de actividades CU-01, parte 1 (A01 a A10)"/>
+            <wp:docPr id="1" name="Diagrama de actividades CU-01 (A01 a A11)" descr="Diagrama de actividades CU-01 (A01 a A11)" title="Diagrama de actividades CU-01 (A01 a A11)"/>
             <wp:cNvGraphicFramePr>
               <a:graphicFrameLocks xmlns:a="http://schemas.openxmlformats.org/drawingml/2006/main" noChangeAspect="1"/>
             </wp:cNvGraphicFramePr>
@@ -6772,53 +5177,7 @@
                   <pic:spPr bwMode="auto">
                     <a:xfrm>
                       <a:off x="0" y="0"/>
-                      <a:ext cx="4953000" cy="6858000"/>
-                    </a:xfrm>
-                    <a:prstGeom prst="rect">
-                      <a:avLst/>
-                    </a:prstGeom>
-                  </pic:spPr>
-                </pic:pic>
-              </a:graphicData>
-            </a:graphic>
-          </wp:inline>
-        </w:drawing>
-      </w:r>
-    </w:p>
-    <w:p>
-      <w:pPr>
-        <w:spacing w:after="120" w:before="80"/>
-        <w:jc w:val="center"/>
-      </w:pPr>
-      <w:r>
-        <w:drawing>
-          <wp:inline distT="0" distB="0" distL="0" distR="0">
-            <wp:extent cx="4953000" cy="5210175"/>
-            <wp:effectExtent t="0" r="0" b="0" l="0"/>
-            <wp:docPr id="2" name="Diagrama de actividades CU-01, parte 2 (A11 a A16)" descr="Diagrama de actividades CU-01, parte 2 (A11 a A16)" title="Diagrama de actividades CU-01, parte 2 (A11 a A16)"/>
-            <wp:cNvGraphicFramePr>
-              <a:graphicFrameLocks xmlns:a="http://schemas.openxmlformats.org/drawingml/2006/main" noChangeAspect="1"/>
-            </wp:cNvGraphicFramePr>
-            <a:graphic xmlns:a="http://schemas.openxmlformats.org/drawingml/2006/main">
-              <a:graphicData uri="http://schemas.openxmlformats.org/drawingml/2006/picture">
-                <pic:pic xmlns:pic="http://schemas.openxmlformats.org/drawingml/2006/picture">
-                  <pic:nvPicPr>
-                    <pic:cNvPr id="0" name="" descr=""/>
-                    <pic:cNvPicPr>
-                      <a:picLocks noChangeAspect="1" noChangeArrowheads="1"/>
-                    </pic:cNvPicPr>
-                  </pic:nvPicPr>
-                  <pic:blipFill>
-                    <a:blip r:embed="rId10" cstate="none"/>
-                    <a:srcRect/>
-                    <a:stretch>
-                      <a:fillRect/>
-                    </a:stretch>
-                  </pic:blipFill>
-                  <pic:spPr bwMode="auto">
-                    <a:xfrm>
-                      <a:off x="0" y="0"/>
-                      <a:ext cx="4953000" cy="5210175"/>
+                      <a:ext cx="4953000" cy="7743825"/>
                     </a:xfrm>
                     <a:prstGeom prst="rect">
                       <a:avLst/>
@@ -6846,7 +5205,7 @@
           <w:sz w:val="28"/>
           <w:szCs w:val="28"/>
         </w:rPr>
-        <w:t xml:space="preserve">10. Cómo reproducir hoy la parte implementada</w:t>
+        <w:t xml:space="preserve">10. Cómo reproducir hoy la parte existente</w:t>
       </w:r>
     </w:p>
     <w:p>
@@ -6913,43 +5272,7 @@
           <w:sz w:val="22"/>
           <w:szCs w:val="22"/>
         </w:rPr>
-        <w:t xml:space="preserve">Ingresar como Super Admin a /admin/businesses, abrir el negocio creado y, en la sección Complementos, regalar «Inventario» (A14). El negocio necesita una suscripción vigente.</w:t>
-      </w:r>
-    </w:p>
-    <w:p>
-      <w:pPr>
-        <w:pStyle w:val="ListParagraph"/>
-        <w:numPr>
-          <w:ilvl w:val="0"/>
-          <w:numId w:val="3"/>
-        </w:numPr>
-        <w:spacing w:after="60"/>
-      </w:pPr>
-      <w:r>
-        <w:rPr>
-          <w:rFonts w:ascii="Calibri" w:cs="Calibri" w:eastAsia="Calibri" w:hAnsi="Calibri"/>
-          <w:sz w:val="22"/>
-          <w:szCs w:val="22"/>
-        </w:rPr>
-        <w:t xml:space="preserve">Ingresar como dueña y comprobar que aparece Inventario en el panel (A15).</w:t>
-      </w:r>
-    </w:p>
-    <w:p>
-      <w:pPr>
-        <w:pStyle w:val="ListParagraph"/>
-        <w:numPr>
-          <w:ilvl w:val="0"/>
-          <w:numId w:val="3"/>
-        </w:numPr>
-        <w:spacing w:after="60"/>
-      </w:pPr>
-      <w:r>
-        <w:rPr>
-          <w:rFonts w:ascii="Calibri" w:cs="Calibri" w:eastAsia="Calibri" w:hAnsi="Calibri"/>
-          <w:sz w:val="22"/>
-          <w:szCs w:val="22"/>
-        </w:rPr>
-        <w:t xml:space="preserve">Crear el servicio «Baño y corte» en /dashboard/services, subir fotos en Mi Marketplace, abrir el negocio en /businesses (modal con reseñas y galería) y reservar una hora desde /business/[slug] (A16).</w:t>
+        <w:t xml:space="preserve">Crear el servicio «Baño y corte» en /dashboard/services, subir fotos en Mi Marketplace, abrir el negocio en /businesses (modal con reseñas y galería) y reservar una hora desde /business/[slug] (A11).</w:t>
       </w:r>
     </w:p>
     <w:p>
@@ -7170,7 +5493,7 @@
                 <w:sz w:val="20"/>
                 <w:szCs w:val="20"/>
               </w:rPr>
-              <w:t xml:space="preserve">Elegir plan, crear la cuenta con el motivo y reemplazar el checkout por «postulación enviada»; correos de aviso y de acuse.</w:t>
+              <w:t xml:space="preserve">Elegir plan, crear la cuenta con el motivo y reemplazar el pago por «postulación enviada»; correos de aviso y de acuse.</w:t>
             </w:r>
           </w:p>
         </w:tc>
@@ -7304,107 +5627,6 @@
                 <w:szCs w:val="20"/>
               </w:rPr>
               <w:t xml:space="preserve">Al aceptar, la cuenta se activa, llega el correo «ya puedes iniciar tu onboarding» y el postulante continúa el onboarding normal.</w:t>
-            </w:r>
-          </w:p>
-        </w:tc>
-      </w:tr>
-      <w:tr>
-        <w:trPr>
-          <w:cantSplit/>
-        </w:trPr>
-        <w:tc>
-          <w:tcPr>
-            <w:tcW w:type="dxa" w:w="1700"/>
-            <w:tcBorders>
-              <w:top w:val="single" w:color="BFBFBF" w:sz="4"/>
-              <w:left w:val="single" w:color="BFBFBF" w:sz="4"/>
-              <w:bottom w:val="single" w:color="BFBFBF" w:sz="4"/>
-              <w:right w:val="single" w:color="BFBFBF" w:sz="4"/>
-            </w:tcBorders>
-            <w:tcMar>
-              <w:top w:type="dxa" w:w="60"/>
-              <w:left w:type="dxa" w:w="100"/>
-              <w:bottom w:type="dxa" w:w="60"/>
-              <w:right w:type="dxa" w:w="100"/>
-            </w:tcMar>
-          </w:tcPr>
-          <w:p>
-            <w:pPr>
-              <w:spacing w:after="40"/>
-            </w:pPr>
-            <w:r>
-              <w:rPr>
-                <w:rFonts w:ascii="Calibri" w:cs="Calibri" w:eastAsia="Calibri" w:hAnsi="Calibri"/>
-                <w:b w:val="false"/>
-                <w:bCs w:val="false"/>
-                <w:sz w:val="20"/>
-                <w:szCs w:val="20"/>
-              </w:rPr>
-              <w:t xml:space="preserve">F09 (A11 a A13)</w:t>
-            </w:r>
-          </w:p>
-        </w:tc>
-        <w:tc>
-          <w:tcPr>
-            <w:tcW w:type="dxa" w:w="3500"/>
-            <w:tcBorders>
-              <w:top w:val="single" w:color="BFBFBF" w:sz="4"/>
-              <w:left w:val="single" w:color="BFBFBF" w:sz="4"/>
-              <w:bottom w:val="single" w:color="BFBFBF" w:sz="4"/>
-              <w:right w:val="single" w:color="BFBFBF" w:sz="4"/>
-            </w:tcBorders>
-            <w:tcMar>
-              <w:top w:type="dxa" w:w="60"/>
-              <w:left w:type="dxa" w:w="100"/>
-              <w:bottom w:type="dxa" w:w="60"/>
-              <w:right w:type="dxa" w:w="100"/>
-            </w:tcMar>
-          </w:tcPr>
-          <w:p>
-            <w:pPr>
-              <w:spacing w:after="40"/>
-            </w:pPr>
-            <w:r>
-              <w:rPr>
-                <w:rFonts w:ascii="Calibri" w:cs="Calibri" w:eastAsia="Calibri" w:hAnsi="Calibri"/>
-                <w:b w:val="false"/>
-                <w:bCs w:val="false"/>
-                <w:sz w:val="20"/>
-                <w:szCs w:val="20"/>
-              </w:rPr>
-              <w:t xml:space="preserve">Solicitud de complemento por el negocio y activación o regalo por el Super Admin.</w:t>
-            </w:r>
-          </w:p>
-        </w:tc>
-        <w:tc>
-          <w:tcPr>
-            <w:tcW w:type="dxa" w:w="4772"/>
-            <w:tcBorders>
-              <w:top w:val="single" w:color="BFBFBF" w:sz="4"/>
-              <w:left w:val="single" w:color="BFBFBF" w:sz="4"/>
-              <w:bottom w:val="single" w:color="BFBFBF" w:sz="4"/>
-              <w:right w:val="single" w:color="BFBFBF" w:sz="4"/>
-            </w:tcBorders>
-            <w:tcMar>
-              <w:top w:type="dxa" w:w="60"/>
-              <w:left w:type="dxa" w:w="100"/>
-              <w:bottom w:type="dxa" w:w="60"/>
-              <w:right w:type="dxa" w:w="100"/>
-            </w:tcMar>
-          </w:tcPr>
-          <w:p>
-            <w:pPr>
-              <w:spacing w:after="40"/>
-            </w:pPr>
-            <w:r>
-              <w:rPr>
-                <w:rFonts w:ascii="Calibri" w:cs="Calibri" w:eastAsia="Calibri" w:hAnsi="Calibri"/>
-                <w:b w:val="false"/>
-                <w:bCs w:val="false"/>
-                <w:sz w:val="20"/>
-                <w:szCs w:val="20"/>
-              </w:rPr>
-              <w:t xml:space="preserve">El Super Admin activa Inventario desde la solicitud y queda en auditoría.</w:t>
             </w:r>
           </w:p>
         </w:tc>

--- a/Fase 2/Evidencias Proyecto/Evidencias de documentacion/Caso_de_Uso_CU01_Postular_y_Activar_Negocio_GRUPO06.docx
+++ b/Fase 2/Evidencias Proyecto/Evidencias de documentacion/Caso_de_Uso_CU01_Postular_y_Activar_Negocio_GRUPO06.docx
@@ -465,7 +465,7 @@
                 <w:sz w:val="20"/>
                 <w:szCs w:val="20"/>
               </w:rPr>
-              <w:t xml:space="preserve">Versión 1.2 del documento · 22/10/2026 (semana 12)</w:t>
+              <w:t xml:space="preserve">Versión 2.0 del documento · 23/10/2026 (semana 12)</w:t>
             </w:r>
           </w:p>
         </w:tc>
@@ -533,7 +533,7 @@
                 <w:sz w:val="20"/>
                 <w:szCs w:val="20"/>
               </w:rPr>
-              <w:t xml:space="preserve">Ninguna actividad está implementada de punta a punta: 5 son parciales (A01, A02, A03, A10, A11) y 6 están pendientes (A04 a A09).</w:t>
+              <w:t xml:space="preserve">Todas las actividades (A01 a A11) están implementadas y se pueden recorrer de punta a punta.</w:t>
             </w:r>
           </w:p>
         </w:tc>
@@ -650,7 +650,7 @@
           <w:sz w:val="22"/>
           <w:szCs w:val="22"/>
         </w:rPr>
-        <w:t xml:space="preserve">Hoy el sistema lleva al postulante desde la elección del plan (/prices) a la creación de la cuenta y al pago con Transbank (/checkout), y recién después al onboarding. Este caso define el flujo objetivo de la versión 1.0 y marca qué parte ya existe, cuál es parcial y cuál está pendiente (funcionalidades F07 y F08 agregadas a la Ficha 04).</w:t>
+        <w:t xml:space="preserve">El pago con Transbank se reemplaza por la aprobación del Super Admin: el postulante elige su plan y crea su cuenta, y sigue al onboarding normal solo cuando su postulación es aceptada. Este caso de uso documenta ese flujo de la versión 1.0 con el estado de cada actividad (funcionalidades F07 y F08 agregadas a la Ficha 04).</w:t>
       </w:r>
     </w:p>
     <w:p>
@@ -2852,7 +2852,7 @@
                 <w:sz w:val="20"/>
                 <w:szCs w:val="20"/>
               </w:rPr>
-              <w:t xml:space="preserve">Correo, plan, motivo, estado (pendiente, aceptada o rechazada) y fecha (pendiente de implementar, F07).</w:t>
+              <w:t xml:space="preserve">Correo, plan, motivo, estado (pendiente, aceptada o rechazada) y fecha.</w:t>
             </w:r>
           </w:p>
         </w:tc>
@@ -2921,7 +2921,7 @@
                 <w:sz w:val="20"/>
                 <w:szCs w:val="20"/>
               </w:rPr>
-              <w:t xml:space="preserve">Usuario con estado pendiente y luego activo tras la aceptación (pendiente de implementar, F07).</w:t>
+              <w:t xml:space="preserve">Usuario con estado pendiente y luego activo tras la aceptación.</w:t>
             </w:r>
           </w:p>
         </w:tc>
@@ -3059,7 +3059,7 @@
                 <w:sz w:val="20"/>
                 <w:szCs w:val="20"/>
               </w:rPr>
-              <w:t xml:space="preserve">Plan elegido asociado al negocio, sin pago (pendiente de implementar, F08).</w:t>
+              <w:t xml:space="preserve">Plan elegido asociado al negocio, sin pago.</w:t>
             </w:r>
           </w:p>
         </w:tc>
@@ -3381,7 +3381,7 @@
               <w:bottom w:val="single" w:color="BFBFBF" w:sz="4"/>
               <w:right w:val="single" w:color="BFBFBF" w:sz="4"/>
             </w:tcBorders>
-            <w:shd w:fill="FFF1C2" w:color="auto" w:val="clear"/>
+            <w:shd w:fill="D9F2DF" w:color="auto" w:val="clear"/>
             <w:tcMar>
               <w:top w:type="dxa" w:w="60"/>
               <w:left w:type="dxa" w:w="100"/>
@@ -3401,7 +3401,7 @@
                 <w:sz w:val="20"/>
                 <w:szCs w:val="20"/>
               </w:rPr>
-              <w:t xml:space="preserve">Parcial</w:t>
+              <w:t xml:space="preserve">Implementada</w:t>
             </w:r>
           </w:p>
         </w:tc>
@@ -3433,7 +3433,7 @@
                 <w:sz w:val="20"/>
                 <w:szCs w:val="20"/>
               </w:rPr>
-              <w:t xml:space="preserve">F07. Hoy existen elegir el plan (/prices) y crear la cuenta; falta el campo «por qué quiere postular».</w:t>
+              <w:t xml:space="preserve">F07. Elección del plan (/prices), creación de la cuenta y motivo de la postulación.</w:t>
             </w:r>
           </w:p>
         </w:tc>
@@ -3547,7 +3547,7 @@
               <w:bottom w:val="single" w:color="BFBFBF" w:sz="4"/>
               <w:right w:val="single" w:color="BFBFBF" w:sz="4"/>
             </w:tcBorders>
-            <w:shd w:fill="FFF1C2" w:color="auto" w:val="clear"/>
+            <w:shd w:fill="D9F2DF" w:color="auto" w:val="clear"/>
             <w:tcMar>
               <w:top w:type="dxa" w:w="60"/>
               <w:left w:type="dxa" w:w="100"/>
@@ -3567,7 +3567,7 @@
                 <w:sz w:val="20"/>
                 <w:szCs w:val="20"/>
               </w:rPr>
-              <w:t xml:space="preserve">Parcial</w:t>
+              <w:t xml:space="preserve">Implementada</w:t>
             </w:r>
           </w:p>
         </w:tc>
@@ -3599,7 +3599,7 @@
                 <w:sz w:val="20"/>
                 <w:szCs w:val="20"/>
               </w:rPr>
-              <w:t xml:space="preserve">F07. Existen las validaciones de la cuenta; falta validar el motivo.</w:t>
+              <w:t xml:space="preserve">F07. Validación de correo, contraseña, plan y motivo en el formulario y en el backend.</w:t>
             </w:r>
           </w:p>
         </w:tc>
@@ -3713,7 +3713,7 @@
               <w:bottom w:val="single" w:color="BFBFBF" w:sz="4"/>
               <w:right w:val="single" w:color="BFBFBF" w:sz="4"/>
             </w:tcBorders>
-            <w:shd w:fill="FFF1C2" w:color="auto" w:val="clear"/>
+            <w:shd w:fill="D9F2DF" w:color="auto" w:val="clear"/>
             <w:tcMar>
               <w:top w:type="dxa" w:w="60"/>
               <w:left w:type="dxa" w:w="100"/>
@@ -3733,7 +3733,7 @@
                 <w:sz w:val="20"/>
                 <w:szCs w:val="20"/>
               </w:rPr>
-              <w:t xml:space="preserve">Parcial</w:t>
+              <w:t xml:space="preserve">Implementada</w:t>
             </w:r>
           </w:p>
         </w:tc>
@@ -3765,7 +3765,7 @@
                 <w:sz w:val="20"/>
                 <w:szCs w:val="20"/>
               </w:rPr>
-              <w:t xml:space="preserve">F07. Mensajes de validación del formulario actual.</w:t>
+              <w:t xml:space="preserve">F07. Mensajes de error por campo y reintento.</w:t>
             </w:r>
           </w:p>
         </w:tc>
@@ -3879,7 +3879,7 @@
               <w:bottom w:val="single" w:color="BFBFBF" w:sz="4"/>
               <w:right w:val="single" w:color="BFBFBF" w:sz="4"/>
             </w:tcBorders>
-            <w:shd w:fill="EEEEEE" w:color="auto" w:val="clear"/>
+            <w:shd w:fill="D9F2DF" w:color="auto" w:val="clear"/>
             <w:tcMar>
               <w:top w:type="dxa" w:w="60"/>
               <w:left w:type="dxa" w:w="100"/>
@@ -3899,7 +3899,7 @@
                 <w:sz w:val="20"/>
                 <w:szCs w:val="20"/>
               </w:rPr>
-              <w:t xml:space="preserve">Pendiente</w:t>
+              <w:t xml:space="preserve">Implementada</w:t>
             </w:r>
           </w:p>
         </w:tc>
@@ -3931,7 +3931,7 @@
                 <w:sz w:val="20"/>
                 <w:szCs w:val="20"/>
               </w:rPr>
-              <w:t xml:space="preserve">F07 y F08. Hoy el paso siguiente es /checkout con Transbank.</w:t>
+              <w:t xml:space="preserve">F07 y F08. La cuenta queda pendiente y la postulación se registra con plan y motivo; el pago con Transbank no se usa.</w:t>
             </w:r>
           </w:p>
         </w:tc>
@@ -4045,7 +4045,7 @@
               <w:bottom w:val="single" w:color="BFBFBF" w:sz="4"/>
               <w:right w:val="single" w:color="BFBFBF" w:sz="4"/>
             </w:tcBorders>
-            <w:shd w:fill="EEEEEE" w:color="auto" w:val="clear"/>
+            <w:shd w:fill="D9F2DF" w:color="auto" w:val="clear"/>
             <w:tcMar>
               <w:top w:type="dxa" w:w="60"/>
               <w:left w:type="dxa" w:w="100"/>
@@ -4065,7 +4065,7 @@
                 <w:sz w:val="20"/>
                 <w:szCs w:val="20"/>
               </w:rPr>
-              <w:t xml:space="preserve">Pendiente</w:t>
+              <w:t xml:space="preserve">Implementada</w:t>
             </w:r>
           </w:p>
         </w:tc>
@@ -4097,7 +4097,7 @@
                 <w:sz w:val="20"/>
                 <w:szCs w:val="20"/>
               </w:rPr>
-              <w:t xml:space="preserve">F07. Falta la plantilla y el envío al correo del Super Admin.</w:t>
+              <w:t xml:space="preserve">F07. Correo de aviso al Super Admin con los datos de la postulación.</w:t>
             </w:r>
           </w:p>
         </w:tc>
@@ -4211,7 +4211,7 @@
               <w:bottom w:val="single" w:color="BFBFBF" w:sz="4"/>
               <w:right w:val="single" w:color="BFBFBF" w:sz="4"/>
             </w:tcBorders>
-            <w:shd w:fill="EEEEEE" w:color="auto" w:val="clear"/>
+            <w:shd w:fill="D9F2DF" w:color="auto" w:val="clear"/>
             <w:tcMar>
               <w:top w:type="dxa" w:w="60"/>
               <w:left w:type="dxa" w:w="100"/>
@@ -4231,7 +4231,7 @@
                 <w:sz w:val="20"/>
                 <w:szCs w:val="20"/>
               </w:rPr>
-              <w:t xml:space="preserve">Pendiente</w:t>
+              <w:t xml:space="preserve">Implementada</w:t>
             </w:r>
           </w:p>
         </w:tc>
@@ -4263,7 +4263,7 @@
                 <w:sz w:val="20"/>
                 <w:szCs w:val="20"/>
               </w:rPr>
-              <w:t xml:space="preserve">F07. Falta la pantalla de confirmación y la plantilla de correo.</w:t>
+              <w:t xml:space="preserve">F07. Pantalla «postulación enviada» y correo de acuse.</w:t>
             </w:r>
           </w:p>
         </w:tc>
@@ -4377,7 +4377,7 @@
               <w:bottom w:val="single" w:color="BFBFBF" w:sz="4"/>
               <w:right w:val="single" w:color="BFBFBF" w:sz="4"/>
             </w:tcBorders>
-            <w:shd w:fill="EEEEEE" w:color="auto" w:val="clear"/>
+            <w:shd w:fill="D9F2DF" w:color="auto" w:val="clear"/>
             <w:tcMar>
               <w:top w:type="dxa" w:w="60"/>
               <w:left w:type="dxa" w:w="100"/>
@@ -4397,7 +4397,7 @@
                 <w:sz w:val="20"/>
                 <w:szCs w:val="20"/>
               </w:rPr>
-              <w:t xml:space="preserve">Pendiente</w:t>
+              <w:t xml:space="preserve">Implementada</w:t>
             </w:r>
           </w:p>
         </w:tc>
@@ -4429,7 +4429,7 @@
                 <w:sz w:val="20"/>
                 <w:szCs w:val="20"/>
               </w:rPr>
-              <w:t xml:space="preserve">F07. Falta la lista de postulaciones en /admin y su modal.</w:t>
+              <w:t xml:space="preserve">F07. Lista de postulaciones en el panel del Super Admin (/admin) con modal de detalle.</w:t>
             </w:r>
           </w:p>
         </w:tc>
@@ -4543,7 +4543,7 @@
               <w:bottom w:val="single" w:color="BFBFBF" w:sz="4"/>
               <w:right w:val="single" w:color="BFBFBF" w:sz="4"/>
             </w:tcBorders>
-            <w:shd w:fill="EEEEEE" w:color="auto" w:val="clear"/>
+            <w:shd w:fill="D9F2DF" w:color="auto" w:val="clear"/>
             <w:tcMar>
               <w:top w:type="dxa" w:w="60"/>
               <w:left w:type="dxa" w:w="100"/>
@@ -4563,7 +4563,7 @@
                 <w:sz w:val="20"/>
                 <w:szCs w:val="20"/>
               </w:rPr>
-              <w:t xml:space="preserve">Pendiente</w:t>
+              <w:t xml:space="preserve">Implementada</w:t>
             </w:r>
           </w:p>
         </w:tc>
@@ -4595,7 +4595,7 @@
                 <w:sz w:val="20"/>
                 <w:szCs w:val="20"/>
               </w:rPr>
-              <w:t xml:space="preserve">F07. No existe.</w:t>
+              <w:t xml:space="preserve">F07. Rechazo con motivo desde el modal y correo al postulante.</w:t>
             </w:r>
           </w:p>
         </w:tc>
@@ -4709,7 +4709,7 @@
               <w:bottom w:val="single" w:color="BFBFBF" w:sz="4"/>
               <w:right w:val="single" w:color="BFBFBF" w:sz="4"/>
             </w:tcBorders>
-            <w:shd w:fill="EEEEEE" w:color="auto" w:val="clear"/>
+            <w:shd w:fill="D9F2DF" w:color="auto" w:val="clear"/>
             <w:tcMar>
               <w:top w:type="dxa" w:w="60"/>
               <w:left w:type="dxa" w:w="100"/>
@@ -4729,7 +4729,7 @@
                 <w:sz w:val="20"/>
                 <w:szCs w:val="20"/>
               </w:rPr>
-              <w:t xml:space="preserve">Pendiente</w:t>
+              <w:t xml:space="preserve">Implementada</w:t>
             </w:r>
           </w:p>
         </w:tc>
@@ -4761,7 +4761,7 @@
                 <w:sz w:val="20"/>
                 <w:szCs w:val="20"/>
               </w:rPr>
-              <w:t xml:space="preserve">F07 y F08. No existe; reemplaza la confirmación del pago.</w:t>
+              <w:t xml:space="preserve">F07 y F08. Aceptación desde el modal: la cuenta se activa y se envía el correo de aceptación.</w:t>
             </w:r>
           </w:p>
         </w:tc>
@@ -4875,7 +4875,7 @@
               <w:bottom w:val="single" w:color="BFBFBF" w:sz="4"/>
               <w:right w:val="single" w:color="BFBFBF" w:sz="4"/>
             </w:tcBorders>
-            <w:shd w:fill="FFF1C2" w:color="auto" w:val="clear"/>
+            <w:shd w:fill="D9F2DF" w:color="auto" w:val="clear"/>
             <w:tcMar>
               <w:top w:type="dxa" w:w="60"/>
               <w:left w:type="dxa" w:w="100"/>
@@ -4895,7 +4895,7 @@
                 <w:sz w:val="20"/>
                 <w:szCs w:val="20"/>
               </w:rPr>
-              <w:t xml:space="preserve">Parcial</w:t>
+              <w:t xml:space="preserve">Implementada</w:t>
             </w:r>
           </w:p>
         </w:tc>
@@ -4927,7 +4927,7 @@
                 <w:sz w:val="20"/>
                 <w:szCs w:val="20"/>
               </w:rPr>
-              <w:t xml:space="preserve">F02. /dashboard/onboarding existe (nombre del negocio, rubro, URL y sucursal); falta condicionarlo a la aprobación.</w:t>
+              <w:t xml:space="preserve">F02. /dashboard/onboarding (nombre del negocio, rubro, URL y sucursal), habilitado solo para cuentas aceptadas.</w:t>
             </w:r>
           </w:p>
         </w:tc>
@@ -5041,7 +5041,7 @@
               <w:bottom w:val="single" w:color="BFBFBF" w:sz="4"/>
               <w:right w:val="single" w:color="BFBFBF" w:sz="4"/>
             </w:tcBorders>
-            <w:shd w:fill="FFF1C2" w:color="auto" w:val="clear"/>
+            <w:shd w:fill="D9F2DF" w:color="auto" w:val="clear"/>
             <w:tcMar>
               <w:top w:type="dxa" w:w="60"/>
               <w:left w:type="dxa" w:w="100"/>
@@ -5061,7 +5061,7 @@
                 <w:sz w:val="20"/>
                 <w:szCs w:val="20"/>
               </w:rPr>
-              <w:t xml:space="preserve">Parcial</w:t>
+              <w:t xml:space="preserve">Implementada</w:t>
             </w:r>
           </w:p>
         </w:tc>
@@ -5093,7 +5093,7 @@
                 <w:sz w:val="20"/>
                 <w:szCs w:val="20"/>
               </w:rPr>
-              <w:t xml:space="preserve">F01, F03, F04, F05 y F06. Servicios y reservas (/dashboard/services, /business/[slug]) y ficha en /businesses; el portafolio con fotos está implementado y falta comprobarlo en la demo.</w:t>
+              <w:t xml:space="preserve">F01, F03, F04, F05 y F06. Servicios y reservas (/dashboard/services, /business/[slug]), ficha en /businesses con galería y fotos desde Mi Marketplace.</w:t>
             </w:r>
           </w:p>
         </w:tc>
@@ -5109,7 +5109,7 @@
           <w:sz w:val="20"/>
           <w:szCs w:val="20"/>
         </w:rPr>
-        <w:t xml:space="preserve">Versión probada: rama develop de HurryBack (commit 8ecbb27), HurryBilling (7dff813) y HurryFront (59d23d2), con corte al 15/10/2026. Repositorios: github.com/CheVenom/HurryBack, github.com/CheVenom/HurryBilling y github.com/CheVenom/HurryFront.</w:t>
+        <w:t xml:space="preserve">Versión probada: rama develop de HurryBack (commit 8ecbb27), HurryBilling (7dff813) y HurryFront (59d23d2), con corte al 15/10/2026. Repositorios: github.com/CheVenom/HurryBack, github.com/CheVenom/HurryBilling y github.com/CheVenom/HurryFront. Código del acceso por postulación: Repositorios CheVenom/HurryUpDuocBack (commit d25db9f) y CheVenom/HurryUpDuocFront (commit e7853bd), rama develop.</w:t>
       </w:r>
     </w:p>
     <w:p>
@@ -5205,7 +5205,7 @@
           <w:sz w:val="28"/>
           <w:szCs w:val="28"/>
         </w:rPr>
-        <w:t xml:space="preserve">10. Cómo reproducir hoy la parte existente</w:t>
+        <w:t xml:space="preserve">10. Cómo reproducir el caso de uso</w:t>
       </w:r>
     </w:p>
     <w:p>
@@ -5218,7 +5218,7 @@
           <w:sz w:val="22"/>
           <w:szCs w:val="22"/>
         </w:rPr>
-        <w:t xml:space="preserve">Mientras no exista la postulación, se puede recorrer parte del flujo con el sistema actual:</w:t>
+        <w:t xml:space="preserve">El caso de uso se puede recorrer completo en el sistema:</w:t>
       </w:r>
     </w:p>
     <w:p>
@@ -5236,7 +5236,7 @@
           <w:sz w:val="22"/>
           <w:szCs w:val="22"/>
         </w:rPr>
-        <w:t xml:space="preserve">Elegir un plan en /prices y crear la cuenta (A01 a A03). Hoy el sistema continúa al pago con Transbank (/checkout, con confirmación simulada en desarrollo); en el flujo objetivo ese paso se reemplaza por A04 a A09.</w:t>
+        <w:t xml:space="preserve">En /prices elegir el plan Solitario, crear la cuenta y escribir el motivo de la postulación (A01 a A04).</w:t>
       </w:r>
     </w:p>
     <w:p>
@@ -5254,7 +5254,43 @@
           <w:sz w:val="22"/>
           <w:szCs w:val="22"/>
         </w:rPr>
-        <w:t xml:space="preserve">Completar el onboarding (nombre del negocio, rubro, URL y sucursal) hasta entrar al dashboard (A10).</w:t>
+        <w:t xml:space="preserve">Ver el mensaje «postulación enviada» y comprobar el correo de acuse; el Super Admin recibe el aviso por correo (A05 y A06).</w:t>
+      </w:r>
+    </w:p>
+    <w:p>
+      <w:pPr>
+        <w:pStyle w:val="ListParagraph"/>
+        <w:numPr>
+          <w:ilvl w:val="0"/>
+          <w:numId w:val="3"/>
+        </w:numPr>
+        <w:spacing w:after="60"/>
+      </w:pPr>
+      <w:r>
+        <w:rPr>
+          <w:rFonts w:ascii="Calibri" w:cs="Calibri" w:eastAsia="Calibri" w:hAnsi="Calibri"/>
+          <w:sz w:val="22"/>
+          <w:szCs w:val="22"/>
+        </w:rPr>
+        <w:t xml:space="preserve">Como Super Admin, abrir la lista de postulaciones en /admin, abrir la postulación en el modal y aceptarla (A07 a A09). Para ver la alternativa, rechazarla con un motivo (A08).</w:t>
+      </w:r>
+    </w:p>
+    <w:p>
+      <w:pPr>
+        <w:pStyle w:val="ListParagraph"/>
+        <w:numPr>
+          <w:ilvl w:val="0"/>
+          <w:numId w:val="3"/>
+        </w:numPr>
+        <w:spacing w:after="60"/>
+      </w:pPr>
+      <w:r>
+        <w:rPr>
+          <w:rFonts w:ascii="Calibri" w:cs="Calibri" w:eastAsia="Calibri" w:hAnsi="Calibri"/>
+          <w:sz w:val="22"/>
+          <w:szCs w:val="22"/>
+        </w:rPr>
+        <w:t xml:space="preserve">Como postulante, abrir el correo de aceptación, iniciar sesión y completar el onboarding (nombre del negocio, rubro, URL y sucursal) hasta entrar al dashboard (A10).</w:t>
       </w:r>
     </w:p>
     <w:p>
@@ -5287,7 +5323,7 @@
           <w:sz w:val="20"/>
           <w:szCs w:val="20"/>
         </w:rPr>
-        <w:t xml:space="preserve">Las capturas de este recorrido se incorporarán en Fase 2/Evidencias Proyecto/Evidencias de sistema.</w:t>
+        <w:t xml:space="preserve">Las capturas de este recorrido están en Fase 2/Evidencias Proyecto/Evidencias de sistema.</w:t>
       </w:r>
     </w:p>
     <w:p>
@@ -5305,7 +5341,7 @@
           <w:sz w:val="28"/>
           <w:szCs w:val="28"/>
         </w:rPr>
-        <w:t xml:space="preserve">11. Incremento comprometido</w:t>
+        <w:t xml:space="preserve">11. Criterios de aceptación cumplidos</w:t>
       </w:r>
     </w:p>
     <w:tbl>
@@ -5391,7 +5427,7 @@
                 <w:sz w:val="20"/>
                 <w:szCs w:val="20"/>
               </w:rPr>
-              <w:t xml:space="preserve">Incremento</w:t>
+              <w:t xml:space="preserve">Resultado</w:t>
             </w:r>
           </w:p>
         </w:tc>
@@ -5493,7 +5529,7 @@
                 <w:sz w:val="20"/>
                 <w:szCs w:val="20"/>
               </w:rPr>
-              <w:t xml:space="preserve">Elegir plan, crear la cuenta con el motivo y reemplazar el pago por «postulación enviada»; correos de aviso y de acuse.</w:t>
+              <w:t xml:space="preserve">Postulación con cuenta pendiente, «postulación enviada» y correos de aviso y de acuse.</w:t>
             </w:r>
           </w:p>
         </w:tc>
